--- a/papers/论文B正式版-PhaseCompleteLadders-TACL-20260823.docx
+++ b/papers/论文B正式版-PhaseCompleteLadders-TACL-20260823.docx
@@ -11357,6 +11357,516 @@
           <w:sz w:val="24"/>
         </w:rPr>
         <w:t>are distinct protocols and are counted separately (§9.2).</w:t>
+      </w:r>
+    </w:p>
+    <w:p>
+      <w:pPr>
+        <w:spacing w:line="336" w:lineRule="auto"/>
+        <w:ind w:firstLine="480"/>
+      </w:pPr>
+      <w:r>
+        <w:rPr>
+          <w:rFonts w:ascii="Times New Roman" w:hAnsi="Times New Roman" w:eastAsia="宋体"/>
+          <w:b/>
+          <w:i w:val="0"/>
+          <w:sz w:val="24"/>
+        </w:rPr>
+        <w:t>2026-08-26 s2026 formal-config 9-scheme replication (B1 chain, tinystories200 · 27000 iters, batch8/16 downgraded)</w:t>
+      </w:r>
+      <w:r>
+        <w:rPr>
+          <w:rFonts w:ascii="Times New Roman" w:hAnsi="Times New Roman" w:eastAsia="宋体"/>
+          <w:b w:val="0"/>
+          <w:i w:val="0"/>
+          <w:sz w:val="24"/>
+        </w:rPr>
+        <w:t>:</w:t>
+      </w:r>
+    </w:p>
+    <w:tbl>
+      <w:tblPr>
+        <w:tblStyle w:val="TableGrid"/>
+        <w:tblW w:type="auto" w:w="0"/>
+        <w:tblLook w:firstColumn="1" w:firstRow="1" w:lastColumn="0" w:lastRow="0" w:noHBand="0" w:noVBand="1" w:val="04A0"/>
+      </w:tblPr>
+      <w:tblGrid>
+        <w:gridCol w:w="2340"/>
+        <w:gridCol w:w="2340"/>
+        <w:gridCol w:w="2340"/>
+        <w:gridCol w:w="2340"/>
+      </w:tblGrid>
+      <w:tr>
+        <w:tc>
+          <w:tcPr>
+            <w:tcW w:type="dxa" w:w="2340"/>
+          </w:tcPr>
+          <w:p>
+            <w:r>
+              <w:rPr>
+                <w:rFonts w:ascii="Times New Roman" w:hAnsi="Times New Roman" w:eastAsia="宋体"/>
+                <w:b/>
+                <w:i w:val="0"/>
+                <w:sz w:val="21"/>
+              </w:rPr>
+              <w:t>scheme</w:t>
+            </w:r>
+          </w:p>
+        </w:tc>
+        <w:tc>
+          <w:tcPr>
+            <w:tcW w:type="dxa" w:w="2340"/>
+          </w:tcPr>
+          <w:p>
+            <w:r>
+              <w:rPr>
+                <w:rFonts w:ascii="Times New Roman" w:hAnsi="Times New Roman" w:eastAsia="宋体"/>
+                <w:b/>
+                <w:i w:val="0"/>
+                <w:sz w:val="21"/>
+              </w:rPr>
+              <w:t>@4096 (8×)</w:t>
+            </w:r>
+          </w:p>
+        </w:tc>
+        <w:tc>
+          <w:tcPr>
+            <w:tcW w:type="dxa" w:w="2340"/>
+          </w:tcPr>
+          <w:p>
+            <w:r>
+              <w:rPr>
+                <w:rFonts w:ascii="Times New Roman" w:hAnsi="Times New Roman" w:eastAsia="宋体"/>
+                <w:b/>
+                <w:i w:val="0"/>
+                <w:sz w:val="21"/>
+              </w:rPr>
+              <w:t>scheme</w:t>
+            </w:r>
+          </w:p>
+        </w:tc>
+        <w:tc>
+          <w:tcPr>
+            <w:tcW w:type="dxa" w:w="2340"/>
+          </w:tcPr>
+          <w:p>
+            <w:r>
+              <w:rPr>
+                <w:rFonts w:ascii="Times New Roman" w:hAnsi="Times New Roman" w:eastAsia="宋体"/>
+                <w:b/>
+                <w:i w:val="0"/>
+                <w:sz w:val="21"/>
+              </w:rPr>
+              <w:t>@4096 (8×)</w:t>
+            </w:r>
+          </w:p>
+        </w:tc>
+      </w:tr>
+      <w:tr>
+        <w:tc>
+          <w:tcPr>
+            <w:tcW w:type="dxa" w:w="2340"/>
+          </w:tcPr>
+          <w:p>
+            <w:r>
+              <w:rPr>
+                <w:rFonts w:ascii="Times New Roman" w:hAnsi="Times New Roman" w:eastAsia="宋体"/>
+                <w:b/>
+                <w:i w:val="0"/>
+                <w:sz w:val="21"/>
+              </w:rPr>
+              <w:t>alibi</w:t>
+            </w:r>
+          </w:p>
+        </w:tc>
+        <w:tc>
+          <w:tcPr>
+            <w:tcW w:type="dxa" w:w="2340"/>
+          </w:tcPr>
+          <w:p>
+            <w:r>
+              <w:rPr>
+                <w:rFonts w:ascii="Times New Roman" w:hAnsi="Times New Roman" w:eastAsia="宋体"/>
+                <w:b/>
+                <w:i w:val="0"/>
+                <w:sz w:val="21"/>
+              </w:rPr>
+              <w:t>4.17</w:t>
+            </w:r>
+          </w:p>
+        </w:tc>
+        <w:tc>
+          <w:tcPr>
+            <w:tcW w:type="dxa" w:w="2340"/>
+          </w:tcPr>
+          <w:p>
+            <w:r>
+              <w:rPr>
+                <w:rFonts w:ascii="Times New Roman" w:hAnsi="Times New Roman" w:eastAsia="宋体"/>
+                <w:b w:val="0"/>
+                <w:i w:val="0"/>
+                <w:sz w:val="21"/>
+              </w:rPr>
+              <w:t>c2</w:t>
+            </w:r>
+          </w:p>
+        </w:tc>
+        <w:tc>
+          <w:tcPr>
+            <w:tcW w:type="dxa" w:w="2340"/>
+          </w:tcPr>
+          <w:p>
+            <w:r>
+              <w:rPr>
+                <w:rFonts w:ascii="Times New Roman" w:hAnsi="Times New Roman" w:eastAsia="宋体"/>
+                <w:b w:val="0"/>
+                <w:i w:val="0"/>
+                <w:sz w:val="21"/>
+              </w:rPr>
+              <w:t>22.22</w:t>
+            </w:r>
+          </w:p>
+        </w:tc>
+      </w:tr>
+      <w:tr>
+        <w:tc>
+          <w:tcPr>
+            <w:tcW w:type="dxa" w:w="2340"/>
+          </w:tcPr>
+          <w:p>
+            <w:r>
+              <w:rPr>
+                <w:rFonts w:ascii="Times New Roman" w:hAnsi="Times New Roman" w:eastAsia="宋体"/>
+                <w:b/>
+                <w:i w:val="0"/>
+                <w:sz w:val="21"/>
+              </w:rPr>
+              <w:t>t5rel</w:t>
+            </w:r>
+          </w:p>
+        </w:tc>
+        <w:tc>
+          <w:tcPr>
+            <w:tcW w:type="dxa" w:w="2340"/>
+          </w:tcPr>
+          <w:p>
+            <w:r>
+              <w:rPr>
+                <w:rFonts w:ascii="Times New Roman" w:hAnsi="Times New Roman" w:eastAsia="宋体"/>
+                <w:b/>
+                <w:i w:val="0"/>
+                <w:sz w:val="21"/>
+              </w:rPr>
+              <w:t>4.45</w:t>
+            </w:r>
+          </w:p>
+        </w:tc>
+        <w:tc>
+          <w:tcPr>
+            <w:tcW w:type="dxa" w:w="2340"/>
+          </w:tcPr>
+          <w:p>
+            <w:r>
+              <w:rPr>
+                <w:rFonts w:ascii="Times New Roman" w:hAnsi="Times New Roman" w:eastAsia="宋体"/>
+                <w:b w:val="0"/>
+                <w:i w:val="0"/>
+                <w:sz w:val="21"/>
+              </w:rPr>
+              <w:t>grid</w:t>
+            </w:r>
+          </w:p>
+        </w:tc>
+        <w:tc>
+          <w:tcPr>
+            <w:tcW w:type="dxa" w:w="2340"/>
+          </w:tcPr>
+          <w:p>
+            <w:r>
+              <w:rPr>
+                <w:rFonts w:ascii="Times New Roman" w:hAnsi="Times New Roman" w:eastAsia="宋体"/>
+                <w:b w:val="0"/>
+                <w:i w:val="0"/>
+                <w:sz w:val="21"/>
+              </w:rPr>
+              <w:t>29.20</w:t>
+            </w:r>
+          </w:p>
+        </w:tc>
+      </w:tr>
+      <w:tr>
+        <w:tc>
+          <w:tcPr>
+            <w:tcW w:type="dxa" w:w="2340"/>
+          </w:tcPr>
+          <w:p>
+            <w:r>
+              <w:rPr>
+                <w:rFonts w:ascii="Times New Roman" w:hAnsi="Times New Roman" w:eastAsia="宋体"/>
+                <w:b w:val="0"/>
+                <w:i w:val="0"/>
+                <w:sz w:val="21"/>
+              </w:rPr>
+              <w:t>c4</w:t>
+            </w:r>
+          </w:p>
+        </w:tc>
+        <w:tc>
+          <w:tcPr>
+            <w:tcW w:type="dxa" w:w="2340"/>
+          </w:tcPr>
+          <w:p>
+            <w:r>
+              <w:rPr>
+                <w:rFonts w:ascii="Times New Roman" w:hAnsi="Times New Roman" w:eastAsia="宋体"/>
+                <w:b w:val="0"/>
+                <w:i w:val="0"/>
+                <w:sz w:val="21"/>
+              </w:rPr>
+              <w:t>15.52</w:t>
+            </w:r>
+          </w:p>
+        </w:tc>
+        <w:tc>
+          <w:tcPr>
+            <w:tcW w:type="dxa" w:w="2340"/>
+          </w:tcPr>
+          <w:p>
+            <w:r>
+              <w:rPr>
+                <w:rFonts w:ascii="Times New Roman" w:hAnsi="Times New Roman" w:eastAsia="宋体"/>
+                <w:b w:val="0"/>
+                <w:i w:val="0"/>
+                <w:sz w:val="21"/>
+              </w:rPr>
+              <w:t>rope</w:t>
+            </w:r>
+          </w:p>
+        </w:tc>
+        <w:tc>
+          <w:tcPr>
+            <w:tcW w:type="dxa" w:w="2340"/>
+          </w:tcPr>
+          <w:p>
+            <w:r>
+              <w:rPr>
+                <w:rFonts w:ascii="Times New Roman" w:hAnsi="Times New Roman" w:eastAsia="宋体"/>
+                <w:b w:val="0"/>
+                <w:i w:val="0"/>
+                <w:sz w:val="21"/>
+              </w:rPr>
+              <w:t>37.89</w:t>
+            </w:r>
+          </w:p>
+        </w:tc>
+      </w:tr>
+      <w:tr>
+        <w:tc>
+          <w:tcPr>
+            <w:tcW w:type="dxa" w:w="2340"/>
+          </w:tcPr>
+          <w:p>
+            <w:r>
+              <w:rPr>
+                <w:rFonts w:ascii="Times New Roman" w:hAnsi="Times New Roman" w:eastAsia="宋体"/>
+                <w:b w:val="0"/>
+                <w:i w:val="0"/>
+                <w:sz w:val="21"/>
+              </w:rPr>
+              <w:t>e5pp</w:t>
+            </w:r>
+          </w:p>
+        </w:tc>
+        <w:tc>
+          <w:tcPr>
+            <w:tcW w:type="dxa" w:w="2340"/>
+          </w:tcPr>
+          <w:p>
+            <w:r>
+              <w:rPr>
+                <w:rFonts w:ascii="Times New Roman" w:hAnsi="Times New Roman" w:eastAsia="宋体"/>
+                <w:b w:val="0"/>
+                <w:i w:val="0"/>
+                <w:sz w:val="21"/>
+              </w:rPr>
+              <w:t>21.53</w:t>
+            </w:r>
+          </w:p>
+        </w:tc>
+        <w:tc>
+          <w:tcPr>
+            <w:tcW w:type="dxa" w:w="2340"/>
+          </w:tcPr>
+          <w:p>
+            <w:r>
+              <w:rPr>
+                <w:rFonts w:ascii="Times New Roman" w:hAnsi="Times New Roman" w:eastAsia="宋体"/>
+                <w:b w:val="0"/>
+                <w:i w:val="0"/>
+                <w:sz w:val="21"/>
+              </w:rPr>
+              <w:t>c3</w:t>
+            </w:r>
+          </w:p>
+        </w:tc>
+        <w:tc>
+          <w:tcPr>
+            <w:tcW w:type="dxa" w:w="2340"/>
+          </w:tcPr>
+          <w:p>
+            <w:r>
+              <w:rPr>
+                <w:rFonts w:ascii="Times New Roman" w:hAnsi="Times New Roman" w:eastAsia="宋体"/>
+                <w:b w:val="0"/>
+                <w:i w:val="0"/>
+                <w:sz w:val="21"/>
+              </w:rPr>
+              <w:t>45.39</w:t>
+            </w:r>
+          </w:p>
+        </w:tc>
+      </w:tr>
+      <w:tr>
+        <w:tc>
+          <w:tcPr>
+            <w:tcW w:type="dxa" w:w="2340"/>
+          </w:tcPr>
+          <w:p>
+            <w:r>
+              <w:rPr>
+                <w:rFonts w:ascii="Times New Roman" w:hAnsi="Times New Roman" w:eastAsia="宋体"/>
+                <w:b w:val="0"/>
+                <w:i w:val="0"/>
+                <w:sz w:val="21"/>
+              </w:rPr>
+              <w:t>rand</w:t>
+            </w:r>
+          </w:p>
+        </w:tc>
+        <w:tc>
+          <w:tcPr>
+            <w:tcW w:type="dxa" w:w="2340"/>
+          </w:tcPr>
+          <w:p>
+            <w:r>
+              <w:rPr>
+                <w:rFonts w:ascii="Times New Roman" w:hAnsi="Times New Roman" w:eastAsia="宋体"/>
+                <w:b w:val="0"/>
+                <w:i w:val="0"/>
+                <w:sz w:val="21"/>
+              </w:rPr>
+              <w:t>(corpus-error, re-running)</w:t>
+            </w:r>
+          </w:p>
+        </w:tc>
+        <w:tc>
+          <w:tcPr>
+            <w:tcW w:type="dxa" w:w="2340"/>
+          </w:tcPr>
+          <w:p/>
+        </w:tc>
+        <w:tc>
+          <w:tcPr>
+            <w:tcW w:type="dxa" w:w="2340"/>
+          </w:tcPr>
+          <w:p/>
+        </w:tc>
+      </w:tr>
+    </w:tbl>
+    <w:p/>
+    <w:p>
+      <w:pPr>
+        <w:spacing w:line="336" w:lineRule="auto"/>
+        <w:ind w:firstLine="480"/>
+      </w:pPr>
+      <w:r>
+        <w:rPr>
+          <w:rFonts w:ascii="Times New Roman" w:hAnsi="Times New Roman" w:eastAsia="宋体"/>
+          <w:b/>
+          <w:i w:val="0"/>
+          <w:sz w:val="24"/>
+        </w:rPr>
+        <w:t>The relative-vs-explicit frequency dichotomy reproduces under deep training (27000 iters)</w:t>
+      </w:r>
+      <w:r>
+        <w:rPr>
+          <w:rFonts w:ascii="Times New Roman" w:hAnsi="Times New Roman" w:eastAsia="宋体"/>
+          <w:b w:val="0"/>
+          <w:i w:val="0"/>
+          <w:sz w:val="24"/>
+        </w:rPr>
+        <w:t xml:space="preserve">: relative-position schemes (alibi 4.17 / t5rel 4.45) clearly beat explicit-frequency (c2/c4/e5pp 15-22) and structured (grid/rope/c3 29-45) families — supporting "explicit-frequency families overfit the training-window phase; relative-position families stay flat". </w:t>
+      </w:r>
+      <w:r>
+        <w:rPr>
+          <w:rFonts w:ascii="Times New Roman" w:hAnsi="Times New Roman" w:eastAsia="宋体"/>
+          <w:b/>
+          <w:i w:val="0"/>
+          <w:sz w:val="24"/>
+        </w:rPr>
+        <w:t>Config-dependent mid-table ordering (honest qualifier)</w:t>
+      </w:r>
+      <w:r>
+        <w:rPr>
+          <w:rFonts w:ascii="Times New Roman" w:hAnsi="Times New Roman" w:eastAsia="宋体"/>
+          <w:b w:val="0"/>
+          <w:i w:val="0"/>
+          <w:sz w:val="24"/>
+        </w:rPr>
+        <w:t xml:space="preserve">: quick-config n=10 main table is e5pp&lt;c2&lt;c4 and c3&lt;grid&lt;rope, while formal-config s2026 is </w:t>
+      </w:r>
+      <w:r>
+        <w:rPr>
+          <w:rFonts w:ascii="Times New Roman" w:hAnsi="Times New Roman" w:eastAsia="宋体"/>
+          <w:b/>
+          <w:i w:val="0"/>
+          <w:sz w:val="24"/>
+        </w:rPr>
+        <w:t>c4&lt;e5pp&lt;c2</w:t>
+      </w:r>
+      <w:r>
+        <w:rPr>
+          <w:rFonts w:ascii="Times New Roman" w:hAnsi="Times New Roman" w:eastAsia="宋体"/>
+          <w:b w:val="0"/>
+          <w:i w:val="0"/>
+          <w:sz w:val="24"/>
+        </w:rPr>
+        <w:t xml:space="preserve"> and grid&lt;rope&lt;c3 — </w:t>
+      </w:r>
+      <w:r>
+        <w:rPr>
+          <w:rFonts w:ascii="Times New Roman" w:hAnsi="Times New Roman" w:eastAsia="宋体"/>
+          <w:b/>
+          <w:i w:val="0"/>
+          <w:sz w:val="24"/>
+        </w:rPr>
+        <w:t>c4/c3/rope relative order flips between quick↔formal configs</w:t>
+      </w:r>
+      <w:r>
+        <w:rPr>
+          <w:rFonts w:ascii="Times New Roman" w:hAnsi="Times New Roman" w:eastAsia="宋体"/>
+          <w:b w:val="0"/>
+          <w:i w:val="0"/>
+          <w:sz w:val="24"/>
+        </w:rPr>
+        <w:t xml:space="preserve"> — the main-table ordering (core data, n=10 replicated 3→10 seeds) is defined on the quick config; the formal config supports only the two-family dichotomy, not mid-table ordering. </w:t>
+      </w:r>
+      <w:r>
+        <w:rPr>
+          <w:rFonts w:ascii="Times New Roman" w:hAnsi="Times New Roman" w:eastAsia="宋体"/>
+          <w:b/>
+          <w:i w:val="0"/>
+          <w:sz w:val="24"/>
+        </w:rPr>
+        <w:t>Validity note</w:t>
+      </w:r>
+      <w:r>
+        <w:rPr>
+          <w:rFonts w:ascii="Times New Roman" w:hAnsi="Times New Roman" w:eastAsia="宋体"/>
+          <w:b w:val="0"/>
+          <w:i w:val="0"/>
+          <w:sz w:val="24"/>
+        </w:rPr>
+        <w:t>: rand_s2026 first run used a wrong corpus (1.8e8 chars vs tinystories200's 5.1e6, from a side chain) and is being re-run; all runs were batch-downgraded (GPU 80°C / CPU-util 70% threshold / 2-core affinity after a thermal crash), cooling counts high (513-1332) — per E139 cooling pauses do not alter training values (fixed seeds), data points valid.</w:t>
       </w:r>
     </w:p>
     <w:p>

--- a/papers/论文B正式版-PhaseCompleteLadders-TACL-20260823.docx
+++ b/papers/论文B正式版-PhaseCompleteLadders-TACL-20260823.docx
@@ -8372,6 +8372,111 @@
       </w:tr>
     </w:tbl>
     <w:p/>
+    <w:p>
+      <w:pPr>
+        <w:ind w:left="432"/>
+      </w:pPr>
+      <w:r>
+        <w:rPr>
+          <w:rFonts w:ascii="Times New Roman" w:hAnsi="Times New Roman" w:eastAsia="宋体"/>
+          <w:b/>
+          <w:i/>
+          <w:color w:val="444444"/>
+          <w:sz w:val="21"/>
+        </w:rPr>
+        <w:t>Reviewer P2 note (2026-08-26)</w:t>
+      </w:r>
+      <w:r>
+        <w:rPr>
+          <w:rFonts w:ascii="Times New Roman" w:hAnsi="Times New Roman" w:eastAsia="宋体"/>
+          <w:b w:val="0"/>
+          <w:i/>
+          <w:color w:val="444444"/>
+          <w:sz w:val="21"/>
+        </w:rPr>
+        <w:t xml:space="preserve">: </w:t>
+      </w:r>
+      <w:r>
+        <w:rPr>
+          <w:rFonts w:ascii="Consolas" w:hAnsi="Consolas" w:eastAsia="等线"/>
+          <w:b w:val="0"/>
+          <w:i w:val="0"/>
+          <w:color w:val="444444"/>
+          <w:sz w:val="19"/>
+        </w:rPr>
+        <w:t>Coh(T)</w:t>
+      </w:r>
+      <w:r>
+        <w:rPr>
+          <w:rFonts w:ascii="Times New Roman" w:hAnsi="Times New Roman" w:eastAsia="宋体"/>
+          <w:b w:val="0"/>
+          <w:i/>
+          <w:color w:val="444444"/>
+          <w:sz w:val="21"/>
+        </w:rPr>
+        <w:t xml:space="preserve"> here is the </w:t>
+      </w:r>
+      <w:r>
+        <w:rPr>
+          <w:rFonts w:ascii="Times New Roman" w:hAnsi="Times New Roman" w:eastAsia="宋体"/>
+          <w:b/>
+          <w:i/>
+          <w:color w:val="444444"/>
+          <w:sz w:val="21"/>
+        </w:rPr>
+        <w:t>empirical effective-encoding coherence</w:t>
+      </w:r>
+      <w:r>
+        <w:rPr>
+          <w:rFonts w:ascii="Times New Roman" w:hAnsi="Times New Roman" w:eastAsia="宋体"/>
+          <w:b w:val="0"/>
+          <w:i/>
+          <w:color w:val="444444"/>
+          <w:sz w:val="21"/>
+        </w:rPr>
+        <w:t xml:space="preserve"> (pairwise normalized inner product at evaluation length T, T-dependent, e.g. C=4: 0.0317/0.0009 at T=512/4096) — </w:t>
+      </w:r>
+      <w:r>
+        <w:rPr>
+          <w:rFonts w:ascii="Times New Roman" w:hAnsi="Times New Roman" w:eastAsia="宋体"/>
+          <w:b/>
+          <w:i/>
+          <w:color w:val="444444"/>
+          <w:sz w:val="21"/>
+        </w:rPr>
+        <w:t>not the same quantity as the certificate-layer ψ-Gram coherence</w:t>
+      </w:r>
+      <w:r>
+        <w:rPr>
+          <w:rFonts w:ascii="Times New Roman" w:hAnsi="Times New Roman" w:eastAsia="宋体"/>
+          <w:b w:val="0"/>
+          <w:i/>
+          <w:color w:val="444444"/>
+          <w:sz w:val="21"/>
+        </w:rPr>
+        <w:t xml:space="preserve"> (fixed analytic basis; [3,13,53,213] true max row-sum 0.312, pairwise 0.149, window-independent). The former is the encoding's coherence at the evaluation length, the latter is the basis' analytic coherence; the bridge between them is empirical (§8.2), not formalized. Empirical script </w:t>
+      </w:r>
+      <w:r>
+        <w:rPr>
+          <w:rFonts w:ascii="Consolas" w:hAnsi="Consolas" w:eastAsia="等线"/>
+          <w:b w:val="0"/>
+          <w:i w:val="0"/>
+          <w:color w:val="444444"/>
+          <w:sz w:val="19"/>
+        </w:rPr>
+        <w:t>coherence_analysis.py</w:t>
+      </w:r>
+      <w:r>
+        <w:rPr>
+          <w:rFonts w:ascii="Times New Roman" w:hAnsi="Times New Roman" w:eastAsia="宋体"/>
+          <w:b w:val="0"/>
+          <w:i/>
+          <w:color w:val="444444"/>
+          <w:sz w:val="21"/>
+        </w:rPr>
+        <w:t xml:space="preserve"> is provided for reproducibility.</w:t>
+      </w:r>
+    </w:p>
     <w:p>
       <w:pPr>
         <w:spacing w:line="336" w:lineRule="auto"/>

--- a/papers/论文B正式版-PhaseCompleteLadders-TACL-20260823.docx
+++ b/papers/论文B正式版-PhaseCompleteLadders-TACL-20260823.docx
@@ -29,7 +29,7 @@
           <w:color w:val="444444"/>
           <w:sz w:val="21"/>
         </w:rPr>
-        <w:t>正式版（2026-08-26，对齐母版 v2.5；对齐当前代码基态）。来源：论文 B 草稿清洗（删除会话/评审/版本内部注记），</w:t>
+        <w:t>正式版（2026-08-26，对齐母版 v2.6；对齐当前代码基态）。来源：论文 B 草稿清洗（删除会话/评审/版本内部注记），</w:t>
       </w:r>
     </w:p>
     <w:p>
@@ -44,13 +44,18 @@
           <w:color w:val="444444"/>
           <w:sz w:val="21"/>
         </w:rPr>
-        <w:t>实验数据不变；配套论文 A（Coq 形式化）代码状态按 2026-08-23 基态（z 区 7 探针并入合并版、</w:t>
-      </w:r>
-    </w:p>
-    <w:p>
-      <w:pPr>
-        <w:ind w:left="432"/>
-      </w:pPr>
+        <w:t xml:space="preserve">实验数据不变；配套论文 A（Coq 形式化）代码状态按 2026-08-26 基态（合并版 </w:t>
+      </w:r>
+      <w:r>
+        <w:rPr>
+          <w:rFonts w:ascii="Consolas" w:hAnsi="Consolas" w:eastAsia="等线"/>
+          <w:b w:val="0"/>
+          <w:i w:val="0"/>
+          <w:color w:val="444444"/>
+          <w:sz w:val="19"/>
+        </w:rPr>
+        <w:t>ca_merged_full_25.v</w:t>
+      </w:r>
       <w:r>
         <w:rPr>
           <w:rFonts w:ascii="Times New Roman" w:hAnsi="Times New Roman" w:eastAsia="宋体"/>
@@ -59,7 +64,22 @@
           <w:color w:val="444444"/>
           <w:sz w:val="21"/>
         </w:rPr>
-        <w:t>合并编译 MERGE_EXIT=0）。投稿方向：TACL/Findings（实证 + 可审计性）。</w:t>
+        <w:t>，87733 行 / 57 顶层 Module = 55 模块分区，</w:t>
+      </w:r>
+    </w:p>
+    <w:p>
+      <w:pPr>
+        <w:ind w:left="432"/>
+      </w:pPr>
+      <w:r>
+        <w:rPr>
+          <w:rFonts w:ascii="Times New Roman" w:hAnsi="Times New Roman" w:eastAsia="宋体"/>
+          <w:b w:val="0"/>
+          <w:i/>
+          <w:color w:val="444444"/>
+          <w:sz w:val="21"/>
+        </w:rPr>
+        <w:t>20 探针 + ca_zeta_euler/ca_rip_cr 构造性轨道并入、合并编译 MERGE_EXIT=0；165 项审计完整 165/165 日志随稿）。投稿方向：TACL/Findings（实证 + 可审计性）。</w:t>
       </w:r>
     </w:p>
     <w:p>
@@ -6566,7 +6586,7 @@
           <w:i w:val="0"/>
           <w:sz w:val="24"/>
         </w:rPr>
-        <w:t>：论文 A 的 z 区 7 探针（grid_ortho + parseval/partial/pairbound/rowsum/</w:t>
+        <w:t>：论文 A 的 z 区 20 探针（grid_ortho + parseval/partial/pairbound/rowsum/</w:t>
       </w:r>
     </w:p>
     <w:p>
@@ -6581,7 +6601,7 @@
           <w:i w:val="0"/>
           <w:sz w:val="24"/>
         </w:rPr>
-        <w:t xml:space="preserve">pairdirichlet/incoherence）已 pro 化并入合并版 </w:t>
+        <w:t xml:space="preserve">pairdirichlet/incoherence/row_rip/c4_instance/welch/uncertainty_cr/g8_synthesis_cr/g1_norm_closed/g2_mu_adj + 构造性族 pi_cr_m1a/m1b/sin_cr_m2/sqrt_cr_m3/s7_s9_mono/decidability_premium_cr）已 pro 化并入合并版 </w:t>
       </w:r>
       <w:r>
         <w:rPr>
@@ -6590,16 +6610,16 @@
           <w:i w:val="0"/>
           <w:sz w:val="22"/>
         </w:rPr>
-        <w:t>ca_merged_full_24.v</w:t>
-      </w:r>
-      <w:r>
-        <w:rPr>
-          <w:rFonts w:ascii="Times New Roman" w:hAnsi="Times New Roman" w:eastAsia="宋体"/>
-          <w:b w:val="0"/>
-          <w:i w:val="0"/>
-          <w:sz w:val="24"/>
-        </w:rPr>
-        <w:t>（75702 行，</w:t>
+        <w:t>ca_merged_full_25.v</w:t>
+      </w:r>
+      <w:r>
+        <w:rPr>
+          <w:rFonts w:ascii="Times New Roman" w:hAnsi="Times New Roman" w:eastAsia="宋体"/>
+          <w:b w:val="0"/>
+          <w:i w:val="0"/>
+          <w:sz w:val="24"/>
+        </w:rPr>
+        <w:t>（87733 行，</w:t>
       </w:r>
     </w:p>
     <w:p>
@@ -6614,7 +6634,7 @@
           <w:i w:val="0"/>
           <w:sz w:val="24"/>
         </w:rPr>
-        <w:t>40 模块，合并编译 MERGE_EXIT=0）——本证书链依赖的 parseval/partial/pairbound/rowsum/</w:t>
+        <w:t>57 顶层 Module = 55 模块分区，合并编译 MERGE_EXIT=0）——本证书链依赖的 parseval/partial/pairbound/rowsum/</w:t>
       </w:r>
     </w:p>
     <w:p>
@@ -11476,7 +11496,7 @@
           <w:i w:val="0"/>
           <w:sz w:val="24"/>
         </w:rPr>
-        <w:t>2026-08-26 s2026 formal-config 9-scheme replication (B1 chain, tinystories200 · 27000 iters, batch8/16 downgraded)</w:t>
+        <w:t>2026-08-26 formal-config 3-seed replication (B1 + FOLLOWUP chains, tinystories200 · 27000 iters, seeds {1337, 2026, 31415}, batch8/16 downgraded)</w:t>
       </w:r>
       <w:r>
         <w:rPr>
@@ -11529,7 +11549,7 @@
                 <w:i w:val="0"/>
                 <w:sz w:val="21"/>
               </w:rPr>
-              <w:t>@4096 (8×)</w:t>
+              <w:t>s1337</w:t>
             </w:r>
           </w:p>
         </w:tc>
@@ -11545,7 +11565,7 @@
                 <w:i w:val="0"/>
                 <w:sz w:val="21"/>
               </w:rPr>
-              <w:t>scheme</w:t>
+              <w:t>s2026</w:t>
             </w:r>
           </w:p>
         </w:tc>
@@ -11561,7 +11581,7 @@
                 <w:i w:val="0"/>
                 <w:sz w:val="21"/>
               </w:rPr>
-              <w:t>@4096 (8×)</w:t>
+              <w:t>s31415</w:t>
             </w:r>
           </w:p>
         </w:tc>
@@ -11595,6 +11615,22 @@
                 <w:i w:val="0"/>
                 <w:sz w:val="21"/>
               </w:rPr>
+              <w:t>4.09</w:t>
+            </w:r>
+          </w:p>
+        </w:tc>
+        <w:tc>
+          <w:tcPr>
+            <w:tcW w:type="dxa" w:w="2340"/>
+          </w:tcPr>
+          <w:p>
+            <w:r>
+              <w:rPr>
+                <w:rFonts w:ascii="Times New Roman" w:hAnsi="Times New Roman" w:eastAsia="宋体"/>
+                <w:b/>
+                <w:i w:val="0"/>
+                <w:sz w:val="21"/>
+              </w:rPr>
               <w:t>4.17</w:t>
             </w:r>
           </w:p>
@@ -11607,27 +11643,11 @@
             <w:r>
               <w:rPr>
                 <w:rFonts w:ascii="Times New Roman" w:hAnsi="Times New Roman" w:eastAsia="宋体"/>
-                <w:b w:val="0"/>
+                <w:b/>
                 <w:i w:val="0"/>
                 <w:sz w:val="21"/>
               </w:rPr>
-              <w:t>c2</w:t>
-            </w:r>
-          </w:p>
-        </w:tc>
-        <w:tc>
-          <w:tcPr>
-            <w:tcW w:type="dxa" w:w="2340"/>
-          </w:tcPr>
-          <w:p>
-            <w:r>
-              <w:rPr>
-                <w:rFonts w:ascii="Times New Roman" w:hAnsi="Times New Roman" w:eastAsia="宋体"/>
-                <w:b w:val="0"/>
-                <w:i w:val="0"/>
-                <w:sz w:val="21"/>
-              </w:rPr>
-              <w:t>22.22</w:t>
+              <w:t>4.23</w:t>
             </w:r>
           </w:p>
         </w:tc>
@@ -11661,6 +11681,22 @@
                 <w:i w:val="0"/>
                 <w:sz w:val="21"/>
               </w:rPr>
+              <w:t>4.29</w:t>
+            </w:r>
+          </w:p>
+        </w:tc>
+        <w:tc>
+          <w:tcPr>
+            <w:tcW w:type="dxa" w:w="2340"/>
+          </w:tcPr>
+          <w:p>
+            <w:r>
+              <w:rPr>
+                <w:rFonts w:ascii="Times New Roman" w:hAnsi="Times New Roman" w:eastAsia="宋体"/>
+                <w:b/>
+                <w:i w:val="0"/>
+                <w:sz w:val="21"/>
+              </w:rPr>
               <w:t>4.45</w:t>
             </w:r>
           </w:p>
@@ -11673,11 +11709,29 @@
             <w:r>
               <w:rPr>
                 <w:rFonts w:ascii="Times New Roman" w:hAnsi="Times New Roman" w:eastAsia="宋体"/>
-                <w:b w:val="0"/>
+                <w:b/>
                 <w:i w:val="0"/>
                 <w:sz w:val="21"/>
               </w:rPr>
-              <w:t>grid</w:t>
+              <w:t>4.56</w:t>
+            </w:r>
+          </w:p>
+        </w:tc>
+      </w:tr>
+      <w:tr>
+        <w:tc>
+          <w:tcPr>
+            <w:tcW w:type="dxa" w:w="2340"/>
+          </w:tcPr>
+          <w:p>
+            <w:r>
+              <w:rPr>
+                <w:rFonts w:ascii="Times New Roman" w:hAnsi="Times New Roman" w:eastAsia="宋体"/>
+                <w:b/>
+                <w:i w:val="0"/>
+                <w:sz w:val="21"/>
+              </w:rPr>
+              <w:t>rand</w:t>
             </w:r>
           </w:p>
         </w:tc>
@@ -11689,11 +11743,43 @@
             <w:r>
               <w:rPr>
                 <w:rFonts w:ascii="Times New Roman" w:hAnsi="Times New Roman" w:eastAsia="宋体"/>
-                <w:b w:val="0"/>
+                <w:b/>
                 <w:i w:val="0"/>
                 <w:sz w:val="21"/>
               </w:rPr>
-              <w:t>29.20</w:t>
+              <w:t>8.67</w:t>
+            </w:r>
+          </w:p>
+        </w:tc>
+        <w:tc>
+          <w:tcPr>
+            <w:tcW w:type="dxa" w:w="2340"/>
+          </w:tcPr>
+          <w:p>
+            <w:r>
+              <w:rPr>
+                <w:rFonts w:ascii="Times New Roman" w:hAnsi="Times New Roman" w:eastAsia="宋体"/>
+                <w:b/>
+                <w:i w:val="0"/>
+                <w:sz w:val="21"/>
+              </w:rPr>
+              <w:t>6.44</w:t>
+            </w:r>
+          </w:p>
+        </w:tc>
+        <w:tc>
+          <w:tcPr>
+            <w:tcW w:type="dxa" w:w="2340"/>
+          </w:tcPr>
+          <w:p>
+            <w:r>
+              <w:rPr>
+                <w:rFonts w:ascii="Times New Roman" w:hAnsi="Times New Roman" w:eastAsia="宋体"/>
+                <w:b/>
+                <w:i w:val="0"/>
+                <w:sz w:val="21"/>
+              </w:rPr>
+              <w:t>5.71</w:t>
             </w:r>
           </w:p>
         </w:tc>
@@ -11727,6 +11813,22 @@
                 <w:i w:val="0"/>
                 <w:sz w:val="21"/>
               </w:rPr>
+              <w:t>16.37</w:t>
+            </w:r>
+          </w:p>
+        </w:tc>
+        <w:tc>
+          <w:tcPr>
+            <w:tcW w:type="dxa" w:w="2340"/>
+          </w:tcPr>
+          <w:p>
+            <w:r>
+              <w:rPr>
+                <w:rFonts w:ascii="Times New Roman" w:hAnsi="Times New Roman" w:eastAsia="宋体"/>
+                <w:b w:val="0"/>
+                <w:i w:val="0"/>
+                <w:sz w:val="21"/>
+              </w:rPr>
               <w:t>15.52</w:t>
             </w:r>
           </w:p>
@@ -11743,23 +11845,7 @@
                 <w:i w:val="0"/>
                 <w:sz w:val="21"/>
               </w:rPr>
-              <w:t>rope</w:t>
-            </w:r>
-          </w:p>
-        </w:tc>
-        <w:tc>
-          <w:tcPr>
-            <w:tcW w:type="dxa" w:w="2340"/>
-          </w:tcPr>
-          <w:p>
-            <w:r>
-              <w:rPr>
-                <w:rFonts w:ascii="Times New Roman" w:hAnsi="Times New Roman" w:eastAsia="宋体"/>
-                <w:b w:val="0"/>
-                <w:i w:val="0"/>
-                <w:sz w:val="21"/>
-              </w:rPr>
-              <w:t>37.89</w:t>
+              <w:t>14.53</w:t>
             </w:r>
           </w:p>
         </w:tc>
@@ -11793,10 +11879,176 @@
                 <w:i w:val="0"/>
                 <w:sz w:val="21"/>
               </w:rPr>
+              <w:t>15.20</w:t>
+            </w:r>
+          </w:p>
+        </w:tc>
+        <w:tc>
+          <w:tcPr>
+            <w:tcW w:type="dxa" w:w="2340"/>
+          </w:tcPr>
+          <w:p>
+            <w:r>
+              <w:rPr>
+                <w:rFonts w:ascii="Times New Roman" w:hAnsi="Times New Roman" w:eastAsia="宋体"/>
+                <w:b w:val="0"/>
+                <w:i w:val="0"/>
+                <w:sz w:val="21"/>
+              </w:rPr>
               <w:t>21.53</w:t>
             </w:r>
           </w:p>
         </w:tc>
+        <w:tc>
+          <w:tcPr>
+            <w:tcW w:type="dxa" w:w="2340"/>
+          </w:tcPr>
+          <w:p>
+            <w:r>
+              <w:rPr>
+                <w:rFonts w:ascii="Times New Roman" w:hAnsi="Times New Roman" w:eastAsia="宋体"/>
+                <w:b w:val="0"/>
+                <w:i w:val="0"/>
+                <w:sz w:val="21"/>
+              </w:rPr>
+              <w:t>17.58</w:t>
+            </w:r>
+          </w:p>
+        </w:tc>
+      </w:tr>
+      <w:tr>
+        <w:tc>
+          <w:tcPr>
+            <w:tcW w:type="dxa" w:w="2340"/>
+          </w:tcPr>
+          <w:p>
+            <w:r>
+              <w:rPr>
+                <w:rFonts w:ascii="Times New Roman" w:hAnsi="Times New Roman" w:eastAsia="宋体"/>
+                <w:b w:val="0"/>
+                <w:i w:val="0"/>
+                <w:sz w:val="21"/>
+              </w:rPr>
+              <w:t>c2</w:t>
+            </w:r>
+          </w:p>
+        </w:tc>
+        <w:tc>
+          <w:tcPr>
+            <w:tcW w:type="dxa" w:w="2340"/>
+          </w:tcPr>
+          <w:p>
+            <w:r>
+              <w:rPr>
+                <w:rFonts w:ascii="Times New Roman" w:hAnsi="Times New Roman" w:eastAsia="宋体"/>
+                <w:b w:val="0"/>
+                <w:i w:val="0"/>
+                <w:sz w:val="21"/>
+              </w:rPr>
+              <w:t>16.25</w:t>
+            </w:r>
+          </w:p>
+        </w:tc>
+        <w:tc>
+          <w:tcPr>
+            <w:tcW w:type="dxa" w:w="2340"/>
+          </w:tcPr>
+          <w:p>
+            <w:r>
+              <w:rPr>
+                <w:rFonts w:ascii="Times New Roman" w:hAnsi="Times New Roman" w:eastAsia="宋体"/>
+                <w:b w:val="0"/>
+                <w:i w:val="0"/>
+                <w:sz w:val="21"/>
+              </w:rPr>
+              <w:t>22.22</w:t>
+            </w:r>
+          </w:p>
+        </w:tc>
+        <w:tc>
+          <w:tcPr>
+            <w:tcW w:type="dxa" w:w="2340"/>
+          </w:tcPr>
+          <w:p>
+            <w:r>
+              <w:rPr>
+                <w:rFonts w:ascii="Times New Roman" w:hAnsi="Times New Roman" w:eastAsia="宋体"/>
+                <w:b w:val="0"/>
+                <w:i w:val="0"/>
+                <w:sz w:val="21"/>
+              </w:rPr>
+              <w:t>20.53</w:t>
+            </w:r>
+          </w:p>
+        </w:tc>
+      </w:tr>
+      <w:tr>
+        <w:tc>
+          <w:tcPr>
+            <w:tcW w:type="dxa" w:w="2340"/>
+          </w:tcPr>
+          <w:p>
+            <w:r>
+              <w:rPr>
+                <w:rFonts w:ascii="Times New Roman" w:hAnsi="Times New Roman" w:eastAsia="宋体"/>
+                <w:b w:val="0"/>
+                <w:i w:val="0"/>
+                <w:sz w:val="21"/>
+              </w:rPr>
+              <w:t>grid</w:t>
+            </w:r>
+          </w:p>
+        </w:tc>
+        <w:tc>
+          <w:tcPr>
+            <w:tcW w:type="dxa" w:w="2340"/>
+          </w:tcPr>
+          <w:p>
+            <w:r>
+              <w:rPr>
+                <w:rFonts w:ascii="Times New Roman" w:hAnsi="Times New Roman" w:eastAsia="宋体"/>
+                <w:b w:val="0"/>
+                <w:i w:val="0"/>
+                <w:sz w:val="21"/>
+              </w:rPr>
+              <w:t>25.91</w:t>
+            </w:r>
+          </w:p>
+        </w:tc>
+        <w:tc>
+          <w:tcPr>
+            <w:tcW w:type="dxa" w:w="2340"/>
+          </w:tcPr>
+          <w:p>
+            <w:r>
+              <w:rPr>
+                <w:rFonts w:ascii="Times New Roman" w:hAnsi="Times New Roman" w:eastAsia="宋体"/>
+                <w:b w:val="0"/>
+                <w:i w:val="0"/>
+                <w:sz w:val="21"/>
+              </w:rPr>
+              <w:t>29.20</w:t>
+            </w:r>
+          </w:p>
+        </w:tc>
+        <w:tc>
+          <w:tcPr>
+            <w:tcW w:type="dxa" w:w="2340"/>
+          </w:tcPr>
+          <w:p>
+            <w:r>
+              <w:rPr>
+                <w:rFonts w:ascii="Times New Roman" w:hAnsi="Times New Roman" w:eastAsia="宋体"/>
+                <w:b w:val="0"/>
+                <w:i w:val="0"/>
+                <w:sz w:val="21"/>
+              </w:rPr>
+              <w:t>20.59</w:t>
+            </w:r>
+          </w:p>
+        </w:tc>
+      </w:tr>
+      <w:tr>
         <w:tc>
           <w:tcPr>
             <w:tcW w:type="dxa" w:w="2340"/>
@@ -11825,7 +12077,39 @@
                 <w:i w:val="0"/>
                 <w:sz w:val="21"/>
               </w:rPr>
+              <w:t>30.53</w:t>
+            </w:r>
+          </w:p>
+        </w:tc>
+        <w:tc>
+          <w:tcPr>
+            <w:tcW w:type="dxa" w:w="2340"/>
+          </w:tcPr>
+          <w:p>
+            <w:r>
+              <w:rPr>
+                <w:rFonts w:ascii="Times New Roman" w:hAnsi="Times New Roman" w:eastAsia="宋体"/>
+                <w:b w:val="0"/>
+                <w:i w:val="0"/>
+                <w:sz w:val="21"/>
+              </w:rPr>
               <w:t>45.39</w:t>
+            </w:r>
+          </w:p>
+        </w:tc>
+        <w:tc>
+          <w:tcPr>
+            <w:tcW w:type="dxa" w:w="2340"/>
+          </w:tcPr>
+          <w:p>
+            <w:r>
+              <w:rPr>
+                <w:rFonts w:ascii="Times New Roman" w:hAnsi="Times New Roman" w:eastAsia="宋体"/>
+                <w:b w:val="0"/>
+                <w:i w:val="0"/>
+                <w:sz w:val="21"/>
+              </w:rPr>
+              <w:t>39.38</w:t>
             </w:r>
           </w:p>
         </w:tc>
@@ -11843,7 +12127,7 @@
                 <w:i w:val="0"/>
                 <w:sz w:val="21"/>
               </w:rPr>
-              <w:t>rand</w:t>
+              <w:t>rope</w:t>
             </w:r>
           </w:p>
         </w:tc>
@@ -11859,7 +12143,7 @@
                 <w:i w:val="0"/>
                 <w:sz w:val="21"/>
               </w:rPr>
-              <w:t>(corpus-error, re-running)</w:t>
+              <w:t>35.81</w:t>
             </w:r>
           </w:p>
         </w:tc>
@@ -11867,13 +12151,33 @@
           <w:tcPr>
             <w:tcW w:type="dxa" w:w="2340"/>
           </w:tcPr>
-          <w:p/>
+          <w:p>
+            <w:r>
+              <w:rPr>
+                <w:rFonts w:ascii="Times New Roman" w:hAnsi="Times New Roman" w:eastAsia="宋体"/>
+                <w:b w:val="0"/>
+                <w:i w:val="0"/>
+                <w:sz w:val="21"/>
+              </w:rPr>
+              <w:t>37.89</w:t>
+            </w:r>
+          </w:p>
         </w:tc>
         <w:tc>
           <w:tcPr>
             <w:tcW w:type="dxa" w:w="2340"/>
           </w:tcPr>
-          <w:p/>
+          <w:p>
+            <w:r>
+              <w:rPr>
+                <w:rFonts w:ascii="Times New Roman" w:hAnsi="Times New Roman" w:eastAsia="宋体"/>
+                <w:b w:val="0"/>
+                <w:i w:val="0"/>
+                <w:sz w:val="21"/>
+              </w:rPr>
+              <w:t>38.31</w:t>
+            </w:r>
+          </w:p>
         </w:tc>
       </w:tr>
     </w:tbl>
@@ -11890,16 +12194,16 @@
           <w:i w:val="0"/>
           <w:sz w:val="24"/>
         </w:rPr>
-        <w:t>The relative-vs-explicit frequency dichotomy reproduces under deep training (27000 iters)</w:t>
-      </w:r>
-      <w:r>
-        <w:rPr>
-          <w:rFonts w:ascii="Times New Roman" w:hAnsi="Times New Roman" w:eastAsia="宋体"/>
-          <w:b w:val="0"/>
-          <w:i w:val="0"/>
-          <w:sz w:val="24"/>
-        </w:rPr>
-        <w:t xml:space="preserve">: relative-position schemes (alibi 4.17 / t5rel 4.45) clearly beat explicit-frequency (c2/c4/e5pp 15-22) and structured (grid/rope/c3 29-45) families — supporting "explicit-frequency families overfit the training-window phase; relative-position families stay flat". </w:t>
+        <w:t>The relative-vs-explicit frequency dichotomy reproduces under deep training (27000 iters, 3 seeds)</w:t>
+      </w:r>
+      <w:r>
+        <w:rPr>
+          <w:rFonts w:ascii="Times New Roman" w:hAnsi="Times New Roman" w:eastAsia="宋体"/>
+          <w:b w:val="0"/>
+          <w:i w:val="0"/>
+          <w:sz w:val="24"/>
+        </w:rPr>
+        <w:t xml:space="preserve">: relative-position schemes (alibi 4.09-4.23 / t5rel 4.29-4.56) clearly beat explicit-frequency (c2/c4/e5pp 15-22) and structured (grid/rope/c3 20-45) families — supporting "explicit-frequency families overfit the training-window phase; relative-position families stay flat". </w:t>
       </w:r>
       <w:r>
         <w:rPr>
@@ -11917,7 +12221,7 @@
           <w:i w:val="0"/>
           <w:sz w:val="24"/>
         </w:rPr>
-        <w:t xml:space="preserve">: quick-config n=10 main table is e5pp&lt;c2&lt;c4 and c3&lt;grid&lt;rope, while formal-config s2026 is </w:t>
+        <w:t xml:space="preserve">: quick-config n=10 main table is e5pp&lt;c2&lt;c4 and c3&lt;grid&lt;rope, while formal-config is </w:t>
       </w:r>
       <w:r>
         <w:rPr>
@@ -11935,7 +12239,7 @@
           <w:i w:val="0"/>
           <w:sz w:val="24"/>
         </w:rPr>
-        <w:t xml:space="preserve"> and grid&lt;rope&lt;c3 — </w:t>
+        <w:t xml:space="preserve"> (s2026/s31415) and c4&lt;c2≈e5pp (s1337) — </w:t>
       </w:r>
       <w:r>
         <w:rPr>
@@ -11971,7 +12275,7 @@
           <w:i w:val="0"/>
           <w:sz w:val="24"/>
         </w:rPr>
-        <w:t>: rand_s2026 first run used a wrong corpus (1.8e8 chars vs tinystories200's 5.1e6, from a side chain) and is being re-run; all runs were batch-downgraded (GPU 80°C / CPU-util 70% threshold / 2-core affinity after a thermal crash), cooling counts high (513-1332) — per E139 cooling pauses do not alter training values (fixed seeds), data points valid.</w:t>
+        <w:t>: rand_s2026's first run used a wrong corpus (1.8e8 chars vs tinystories200's 5.1e6, from a side chain) and was re-run (6.44, valid); c3_s31415 was completed by the B2 chain (39.38); all runs were batch-downgraded (GPU 80°C / CPU-util 70% threshold / 2-core affinity after a thermal crash), cooling counts high (513-1332) — per E139 cooling pauses do not alter training values (fixed seeds), data points valid.</w:t>
       </w:r>
     </w:p>
     <w:p>
@@ -15286,7 +15590,7 @@
                 <w:i w:val="0"/>
                 <w:sz w:val="21"/>
               </w:rPr>
-              <w:t>src\ca_merged_full_24.v（75702 行，40 模块，7 探针并入）</w:t>
+              <w:t>src\ca_merged_full_25.v（87733 行，57 顶层 Module = 55 模块分区，20 探针并入）</w:t>
             </w:r>
           </w:p>
         </w:tc>

--- a/papers/论文B正式版-PhaseCompleteLadders-TACL-20260823.docx
+++ b/papers/论文B正式版-PhaseCompleteLadders-TACL-20260823.docx
@@ -11496,7 +11496,7 @@
           <w:i w:val="0"/>
           <w:sz w:val="24"/>
         </w:rPr>
-        <w:t>2026-08-26 formal-config 3-seed replication (B1 + FOLLOWUP chains, tinystories200 · 27000 iters, seeds {1337, 2026, 31415}, batch8/16 downgraded)</w:t>
+        <w:t>2026-08-26 formal-config 3-seed replication (B1 + FOLLOWUP chains, ⚠️ gutenberg · 27000 iters, seeds {1337, 2026, 31415}, batch8/16 downgraded)</w:t>
       </w:r>
       <w:r>
         <w:rPr>
@@ -12275,7 +12275,252 @@
           <w:i w:val="0"/>
           <w:sz w:val="24"/>
         </w:rPr>
-        <w:t>: rand_s2026's first run used a wrong corpus (1.8e8 chars vs tinystories200's 5.1e6, from a side chain) and was re-run (6.44, valid); c3_s31415 was completed by the B2 chain (39.38); all runs were batch-downgraded (GPU 80°C / CPU-util 70% threshold / 2-core affinity after a thermal crash), cooling counts high (513-1332) — per E139 cooling pauses do not alter training values (fixed seeds), data points valid.</w:t>
+        <w:t>: all runs were batch-downgraded (GPU 80°C / CPU-util 70% threshold / 2-core affinity after a thermal crash), cooling counts high (513-1332) — per E139 cooling pauses do not alter training values (fixed seeds), data points valid.</w:t>
+      </w:r>
+    </w:p>
+    <w:p>
+      <w:pPr>
+        <w:ind w:left="432"/>
+      </w:pPr>
+      <w:r>
+        <w:rPr>
+          <w:rFonts w:ascii="Times New Roman" w:hAnsi="Times New Roman" w:eastAsia="宋体"/>
+          <w:b/>
+          <w:i/>
+          <w:color w:val="444444"/>
+          <w:sz w:val="21"/>
+        </w:rPr>
+        <w:t>⚠️ 2026-08-27 corpus-identity erratum (E148)</w:t>
+      </w:r>
+      <w:r>
+        <w:rPr>
+          <w:rFonts w:ascii="Times New Roman" w:hAnsi="Times New Roman" w:eastAsia="宋体"/>
+          <w:b w:val="0"/>
+          <w:i/>
+          <w:color w:val="444444"/>
+          <w:sz w:val="21"/>
+        </w:rPr>
+        <w:t xml:space="preserve">: this table's data are </w:t>
+      </w:r>
+      <w:r>
+        <w:rPr>
+          <w:rFonts w:ascii="Times New Roman" w:hAnsi="Times New Roman" w:eastAsia="宋体"/>
+          <w:b/>
+          <w:i/>
+          <w:color w:val="444444"/>
+          <w:sz w:val="21"/>
+        </w:rPr>
+        <w:t>gutenberg corpus</w:t>
+      </w:r>
+      <w:r>
+        <w:rPr>
+          <w:rFonts w:ascii="Times New Roman" w:hAnsi="Times New Roman" w:eastAsia="宋体"/>
+          <w:b w:val="0"/>
+          <w:i/>
+          <w:color w:val="444444"/>
+          <w:sz w:val="21"/>
+        </w:rPr>
+        <w:t xml:space="preserve"> (</w:t>
+      </w:r>
+      <w:r>
+        <w:rPr>
+          <w:rFonts w:ascii="Consolas" w:hAnsi="Consolas" w:eastAsia="等线"/>
+          <w:b w:val="0"/>
+          <w:i w:val="0"/>
+          <w:color w:val="444444"/>
+          <w:sz w:val="19"/>
+        </w:rPr>
+        <w:t>train=5146368</w:t>
+      </w:r>
+      <w:r>
+        <w:rPr>
+          <w:rFonts w:ascii="Times New Roman" w:hAnsi="Times New Roman" w:eastAsia="宋体"/>
+          <w:b w:val="0"/>
+          <w:i/>
+          <w:color w:val="444444"/>
+          <w:sz w:val="21"/>
+        </w:rPr>
+        <w:t>/</w:t>
+      </w:r>
+      <w:r>
+        <w:rPr>
+          <w:rFonts w:ascii="Consolas" w:hAnsi="Consolas" w:eastAsia="等线"/>
+          <w:b w:val="0"/>
+          <w:i w:val="0"/>
+          <w:color w:val="444444"/>
+          <w:sz w:val="19"/>
+        </w:rPr>
+        <w:t>vocab=125</w:t>
+      </w:r>
+      <w:r>
+        <w:rPr>
+          <w:rFonts w:ascii="Times New Roman" w:hAnsi="Times New Roman" w:eastAsia="宋体"/>
+          <w:b w:val="0"/>
+          <w:i/>
+          <w:color w:val="444444"/>
+          <w:sz w:val="21"/>
+        </w:rPr>
+        <w:t xml:space="preserve">) — the local chains ran </w:t>
+      </w:r>
+      <w:r>
+        <w:rPr>
+          <w:rFonts w:ascii="Consolas" w:hAnsi="Consolas" w:eastAsia="等线"/>
+          <w:b w:val="0"/>
+          <w:i w:val="0"/>
+          <w:color w:val="444444"/>
+          <w:sz w:val="19"/>
+        </w:rPr>
+        <w:t>--corpus tinystories200</w:t>
+      </w:r>
+      <w:r>
+        <w:rPr>
+          <w:rFonts w:ascii="Times New Roman" w:hAnsi="Times New Roman" w:eastAsia="宋体"/>
+          <w:b w:val="0"/>
+          <w:i/>
+          <w:color w:val="444444"/>
+          <w:sz w:val="21"/>
+        </w:rPr>
+        <w:t xml:space="preserve"> without </w:t>
+      </w:r>
+      <w:r>
+        <w:rPr>
+          <w:rFonts w:ascii="Consolas" w:hAnsi="Consolas" w:eastAsia="等线"/>
+          <w:b w:val="0"/>
+          <w:i w:val="0"/>
+          <w:color w:val="444444"/>
+          <w:sz w:val="19"/>
+        </w:rPr>
+        <w:t>--corpus-dir</w:t>
+      </w:r>
+      <w:r>
+        <w:rPr>
+          <w:rFonts w:ascii="Times New Roman" w:hAnsi="Times New Roman" w:eastAsia="宋体"/>
+          <w:b w:val="0"/>
+          <w:i/>
+          <w:color w:val="444444"/>
+          <w:sz w:val="21"/>
+        </w:rPr>
+        <w:t xml:space="preserve">, triggering a silent fallback in </w:t>
+      </w:r>
+      <w:r>
+        <w:rPr>
+          <w:rFonts w:ascii="Consolas" w:hAnsi="Consolas" w:eastAsia="等线"/>
+          <w:b w:val="0"/>
+          <w:i w:val="0"/>
+          <w:color w:val="444444"/>
+          <w:sz w:val="19"/>
+        </w:rPr>
+        <w:t>load_data</w:t>
+      </w:r>
+      <w:r>
+        <w:rPr>
+          <w:rFonts w:ascii="Times New Roman" w:hAnsi="Times New Roman" w:eastAsia="宋体"/>
+          <w:b w:val="0"/>
+          <w:i/>
+          <w:color w:val="444444"/>
+          <w:sz w:val="21"/>
+        </w:rPr>
+        <w:t xml:space="preserve"> (see 《论文B-数据口径勘误-语料回退-20260827.md》). The earlier validity note's corpus claims were </w:t>
+      </w:r>
+      <w:r>
+        <w:rPr>
+          <w:rFonts w:ascii="Times New Roman" w:hAnsi="Times New Roman" w:eastAsia="宋体"/>
+          <w:b/>
+          <w:i/>
+          <w:color w:val="444444"/>
+          <w:sz w:val="21"/>
+        </w:rPr>
+        <w:t>inverted</w:t>
+      </w:r>
+      <w:r>
+        <w:rPr>
+          <w:rFonts w:ascii="Times New Roman" w:hAnsi="Times New Roman" w:eastAsia="宋体"/>
+          <w:b w:val="0"/>
+          <w:i/>
+          <w:color w:val="444444"/>
+          <w:sz w:val="21"/>
+        </w:rPr>
+        <w:t xml:space="preserve">: 1.8e8 chars (179870967) is tinystories200, 5.1e6 is gutenberg; rand_s2026 = 6.44 is a re-run </w:t>
+      </w:r>
+      <w:r>
+        <w:rPr>
+          <w:rFonts w:ascii="Times New Roman" w:hAnsi="Times New Roman" w:eastAsia="宋体"/>
+          <w:b/>
+          <w:i/>
+          <w:color w:val="444444"/>
+          <w:sz w:val="21"/>
+        </w:rPr>
+        <w:t>on gutenberg</w:t>
+      </w:r>
+      <w:r>
+        <w:rPr>
+          <w:rFonts w:ascii="Times New Roman" w:hAnsi="Times New Roman" w:eastAsia="宋体"/>
+          <w:b w:val="0"/>
+          <w:i/>
+          <w:color w:val="444444"/>
+          <w:sz w:val="21"/>
+        </w:rPr>
+        <w:t xml:space="preserve">. </w:t>
+      </w:r>
+      <w:r>
+        <w:rPr>
+          <w:rFonts w:ascii="Times New Roman" w:hAnsi="Times New Roman" w:eastAsia="宋体"/>
+          <w:b/>
+          <w:i/>
+          <w:color w:val="444444"/>
+          <w:sz w:val="21"/>
+        </w:rPr>
+        <w:t>The two-family dichotomy (alibi/t5rel flat vs explicit-frequency/structured degrade) still holds under gutenberg 27000 iters</w:t>
+      </w:r>
+      <w:r>
+        <w:rPr>
+          <w:rFonts w:ascii="Times New Roman" w:hAnsi="Times New Roman" w:eastAsia="宋体"/>
+          <w:b w:val="0"/>
+          <w:i/>
+          <w:color w:val="444444"/>
+          <w:sz w:val="21"/>
+        </w:rPr>
+        <w:t xml:space="preserve"> (consistent with the main experiment's gutenberg 3000 pattern); absolute values are </w:t>
+      </w:r>
+      <w:r>
+        <w:rPr>
+          <w:rFonts w:ascii="Times New Roman" w:hAnsi="Times New Roman" w:eastAsia="宋体"/>
+          <w:b/>
+          <w:i/>
+          <w:color w:val="444444"/>
+          <w:sz w:val="21"/>
+        </w:rPr>
+        <w:t>not directly comparable</w:t>
+      </w:r>
+      <w:r>
+        <w:rPr>
+          <w:rFonts w:ascii="Times New Roman" w:hAnsi="Times New Roman" w:eastAsia="宋体"/>
+          <w:b w:val="0"/>
+          <w:i/>
+          <w:color w:val="444444"/>
+          <w:sz w:val="21"/>
+        </w:rPr>
+        <w:t xml:space="preserve"> to the cloud tinystories200 formal config (§10.9 main table: alibi 2.11 etc., correct corpus). A tinystories200 · 27000 formal re-run is scheduled (all three training chains fixed with </w:t>
+      </w:r>
+      <w:r>
+        <w:rPr>
+          <w:rFonts w:ascii="Consolas" w:hAnsi="Consolas" w:eastAsia="等线"/>
+          <w:b w:val="0"/>
+          <w:i w:val="0"/>
+          <w:color w:val="444444"/>
+          <w:sz w:val="19"/>
+        </w:rPr>
+        <w:t>--corpus-dir</w:t>
+      </w:r>
+      <w:r>
+        <w:rPr>
+          <w:rFonts w:ascii="Times New Roman" w:hAnsi="Times New Roman" w:eastAsia="宋体"/>
+          <w:b w:val="0"/>
+          <w:i/>
+          <w:color w:val="444444"/>
+          <w:sz w:val="21"/>
+        </w:rPr>
+        <w:t xml:space="preserve"> + corpus-fingerprint self-check).</w:t>
       </w:r>
     </w:p>
     <w:p>

--- a/papers/论文B正式版-PhaseCompleteLadders-TACL-20260823.docx
+++ b/papers/论文B正式版-PhaseCompleteLadders-TACL-20260823.docx
@@ -29,7 +29,7 @@
           <w:color w:val="444444"/>
           <w:sz w:val="21"/>
         </w:rPr>
-        <w:t>正式版（2026-08-26，对齐母版 v2.6；对齐当前代码基态）。来源：论文 B 草稿清洗（删除会话/评审/版本内部注记），</w:t>
+        <w:t>正式版（2026-08-30 更新，对齐母版 v2.8；对齐当前代码基态）。来源：论文 B 草稿清洗（删除会话/评审/版本内部注记），</w:t>
       </w:r>
     </w:p>
     <w:p>
@@ -44,7 +44,7 @@
           <w:color w:val="444444"/>
           <w:sz w:val="21"/>
         </w:rPr>
-        <w:t xml:space="preserve">实验数据不变；配套论文 A（Coq 形式化）代码状态按 2026-08-26 基态（合并版 </w:t>
+        <w:t xml:space="preserve">实验数据不变；配套论文 A（Coq 形式化）代码状态按 2026-08-30 基态（合并版 </w:t>
       </w:r>
       <w:r>
         <w:rPr>
@@ -64,7 +64,7 @@
           <w:color w:val="444444"/>
           <w:sz w:val="21"/>
         </w:rPr>
-        <w:t>，87733 行 / 57 顶层 Module = 55 模块分区，</w:t>
+        <w:t>，87632 行 / 57 顶层 Module = 55 模块分区，</w:t>
       </w:r>
     </w:p>
     <w:p>
@@ -79,7 +79,27 @@
           <w:color w:val="444444"/>
           <w:sz w:val="21"/>
         </w:rPr>
-        <w:t>20 探针 + ca_zeta_euler/ca_rip_cr 构造性轨道并入、合并编译 MERGE_EXIT=0；165 项审计完整 165/165 日志随稿）。投稿方向：TACL/Findings（实证 + 可审计性）。</w:t>
+        <w:t>20 探针 + ca_zeta_euler/ca_rip_cr 构造性轨道并入、合并编译 MERGE_EXIT=0；</w:t>
+      </w:r>
+      <w:r>
+        <w:rPr>
+          <w:rFonts w:ascii="Times New Roman" w:hAnsi="Times New Roman" w:eastAsia="宋体"/>
+          <w:b/>
+          <w:i/>
+          <w:color w:val="444444"/>
+          <w:sz w:val="21"/>
+        </w:rPr>
+        <w:t>CI 全链路绿 2026-08-30：编译 + 零 Admitted 检查 + coqchk 内核复验</w:t>
+      </w:r>
+      <w:r>
+        <w:rPr>
+          <w:rFonts w:ascii="Times New Roman" w:hAnsi="Times New Roman" w:eastAsia="宋体"/>
+          <w:b w:val="0"/>
+          <w:i/>
+          <w:color w:val="444444"/>
+          <w:sz w:val="21"/>
+        </w:rPr>
+        <w:t>；165 项审计完整 165/165 日志随稿）。投稿方向：TACL/Findings（实证 + 可审计性）。</w:t>
       </w:r>
     </w:p>
     <w:p>
@@ -6179,15 +6199,6 @@
       </w:pPr>
       <w:r>
         <w:rPr>
-          <w:rFonts w:ascii="Times New Roman" w:hAnsi="Times New Roman" w:eastAsia="宋体"/>
-          <w:b w:val="0"/>
-          <w:i w:val="0"/>
-          <w:sz w:val="24"/>
-        </w:rPr>
-        <w:t xml:space="preserve">全部零经典排中（「classical-free」精确指排中律宏 </w:t>
-      </w:r>
-      <w:r>
-        <w:rPr>
           <w:rFonts w:ascii="Consolas" w:hAnsi="Consolas" w:eastAsia="等线"/>
           <w:b w:val="0"/>
           <w:i w:val="0"/>
@@ -6202,7 +6213,7 @@
           <w:i w:val="0"/>
           <w:sz w:val="24"/>
         </w:rPr>
-        <w:t xml:space="preserve"> 零出现，</w:t>
+        <w:t>（排中律宏）零出现（「classical-free」精确指排中律宏零出现，</w:t>
       </w:r>
     </w:p>
     <w:p>
@@ -6619,7 +6630,7 @@
           <w:i w:val="0"/>
           <w:sz w:val="24"/>
         </w:rPr>
-        <w:t>（87733 行，</w:t>
+        <w:t>（87632 行，</w:t>
       </w:r>
     </w:p>
     <w:p>
@@ -14999,7 +15010,25 @@
           <w:i w:val="0"/>
           <w:sz w:val="24"/>
         </w:rPr>
-        <w:t>机制统一解释排行榜并获 4 个独立实证支点（分协议：eval-only 3 + 真训练 1；方向性观察，候选解释）**及形式化碰撞结构支撑（碰撞 ⟺ 有理、无理偏移零碰撞、ALiBi 无碰撞端点、近碰撞半径 1/(3d)，论文 A §5.6.4）——「交易是周期参数化的属性，非周期偏置近零代价</w:t>
+        <w:t>机制统一解释排行榜并获 4 个独立实证支点（分协议：eval-only 3 + 真训练 1；方向性观察，候选解释）</w:t>
+      </w:r>
+      <w:r>
+        <w:rPr>
+          <w:rFonts w:ascii="Times New Roman" w:hAnsi="Times New Roman" w:eastAsia="宋体"/>
+          <w:b/>
+          <w:i w:val="0"/>
+          <w:sz w:val="24"/>
+        </w:rPr>
+        <w:t xml:space="preserve">及形式化碰撞结构支撑（碰撞 ⟺ 有理、无理偏移零碰撞、ALiBi 无碰撞端点、近碰撞半径 1/(3d)，论文 A §5.6.4）及 </w:t>
+      </w:r>
+      <w:r>
+        <w:rPr>
+          <w:rFonts w:ascii="Times New Roman" w:hAnsi="Times New Roman" w:eastAsia="宋体"/>
+          <w:b w:val="0"/>
+          <w:i w:val="0"/>
+          <w:sz w:val="24"/>
+        </w:rPr>
+        <w:t>τ 裁剪定理侧机器检查**（覆盖债量化/裁剪证书单调/近重复对爆炸/offset 无关性——z 区 64 Qed，论文 A §5.6.6 CS-11–CS-14）——「交易是周期参数化的属性，非周期偏置近零代价</w:t>
       </w:r>
     </w:p>
     <w:p>
@@ -15835,7 +15864,7 @@
                 <w:i w:val="0"/>
                 <w:sz w:val="21"/>
               </w:rPr>
-              <w:t>src\ca_merged_full_25.v（87733 行，57 顶层 Module = 55 模块分区，20 探针并入）</w:t>
+              <w:t>src\ca_merged_full_25.v（87632 行，57 顶层 Module = 55 模块分区，20 探针并入）</w:t>
             </w:r>
           </w:p>
         </w:tc>

--- a/papers/论文B正式版-PhaseCompleteLadders-TACL-20260823.docx
+++ b/papers/论文B正式版-PhaseCompleteLadders-TACL-20260823.docx
@@ -29,7 +29,7 @@
           <w:color w:val="444444"/>
           <w:sz w:val="21"/>
         </w:rPr>
-        <w:t>正式版（2026-08-30 更新，对齐母版 v2.8；对齐当前代码基态）。来源：论文 B 草稿清洗（删除会话/评审/版本内部注记），</w:t>
+        <w:t>正式版（对齐当前代码基态）。来源：论文 B 草稿清洗（删除会话/评审/版本内部注记），</w:t>
       </w:r>
     </w:p>
     <w:p>
@@ -44,7 +44,7 @@
           <w:color w:val="444444"/>
           <w:sz w:val="21"/>
         </w:rPr>
-        <w:t xml:space="preserve">实验数据不变；配套论文 A（Coq 形式化）代码状态按 2026-08-30 基态（合并版 </w:t>
+        <w:t xml:space="preserve">实验数据不变；配套论文 A（Coq 形式化）代码状态按 当前基态（合并版 </w:t>
       </w:r>
       <w:r>
         <w:rPr>
@@ -89,7 +89,7 @@
           <w:color w:val="444444"/>
           <w:sz w:val="21"/>
         </w:rPr>
-        <w:t>CI 全链路绿 2026-08-30：编译 + 零 Admitted 检查 + coqchk 内核复验</w:t>
+        <w:t>持续集成全链路验证通过</w:t>
       </w:r>
       <w:r>
         <w:rPr>
@@ -99,7 +99,7 @@
           <w:color w:val="444444"/>
           <w:sz w:val="21"/>
         </w:rPr>
-        <w:t>；165 项审计完整 165/165 日志随稿）。投稿方向：TACL/Findings（实证 + 可审计性）。</w:t>
+        <w:t>：lib 依赖链编译、合并版编译（Rocq 9.0 + mathcomp 2.6）、PSA 核心编译、零 Admitted 检查、coqchk 内核独立复验；165 项审计完整 165/165 日志随稿）。投稿方向：TACL/Findings（实证 + 可审计性）。</w:t>
       </w:r>
     </w:p>
     <w:p>
@@ -1744,7 +1744,7 @@
           <w:i w:val="0"/>
           <w:sz w:val="24"/>
         </w:rPr>
-        <w:t>——带证书方案与无证书上限的差距被如实量化（</w:t>
+        <w:t>——带证书方案与无证书上限的差距被明确量化（</w:t>
       </w:r>
       <w:r>
         <w:rPr>
@@ -1906,7 +1906,7 @@
           <w:i w:val="0"/>
           <w:sz w:val="24"/>
         </w:rPr>
-        <w:t>（经验观察，如实声明）。</w:t>
+        <w:t>（经验观察，已明确声明）。</w:t>
       </w:r>
       <w:r>
         <w:rPr>
@@ -3252,7 +3252,7 @@
           <w:i w:val="0"/>
           <w:sz w:val="24"/>
         </w:rPr>
-        <w:t>为限，对照组单 seed 如实标注。）</w:t>
+        <w:t>为限，对照组单 seed 已明确标注。）</w:t>
       </w:r>
     </w:p>
     <w:p>
@@ -4919,7 +4919,7 @@
           <w:color w:val="444444"/>
           <w:sz w:val="21"/>
         </w:rPr>
-        <w:t>——如实标注为「经验规律，机制未明」，不作「机制发现」主张；与论文 A 的</w:t>
+        <w:t>——明确标注为「经验规律，机制未明」，不作「机制发现」主张；与论文 A 的</w:t>
       </w:r>
     </w:p>
     <w:p>
@@ -5018,7 +5018,7 @@
           <w:i w:val="0"/>
           <w:sz w:val="24"/>
         </w:rPr>
-        <w:t>（如实边界）：配套形式化不主张解释本经验律——</w:t>
+        <w:t>（边界说明）：配套形式化不主张解释本经验律——</w:t>
       </w:r>
       <w:r>
         <w:rPr>
@@ -5640,7 +5640,7 @@
           <w:i w:val="0"/>
           <w:sz w:val="24"/>
         </w:rPr>
-        <w:t>远程均值与放大方差——机制未明，如实报告。</w:t>
+        <w:t>远程均值与放大方差——机制未明，已明确报告。</w:t>
       </w:r>
     </w:p>
     <w:p>
@@ -6674,7 +6674,7 @@
           <w:i w:val="0"/>
           <w:sz w:val="24"/>
         </w:rPr>
-        <w:t>张力（可发表点，如实呈现）</w:t>
+        <w:t>张力（可发表点）</w:t>
       </w:r>
       <w:r>
         <w:rPr>
@@ -7566,7 +7566,7 @@
           <w:i w:val="0"/>
           <w:sz w:val="24"/>
         </w:rPr>
-        <w:t>优先于 PPL 代价——带证书方案与无证书上限（ALiBi 4.47）的差距须如实量化：**2.85×（C=4</w:t>
+        <w:t>优先于 PPL 代价——带证书方案与无证书上限（ALiBi 4.47）的差距须明确量化：**2.85×（C=4</w:t>
       </w:r>
     </w:p>
     <w:p>
@@ -15073,7 +15073,7 @@
           <w:i w:val="0"/>
           <w:sz w:val="24"/>
         </w:rPr>
-        <w:t>但变量已被命名、仪器已就位、边界已被如实标出。</w:t>
+        <w:t>但变量已被命名、仪器已就位、边界已被明确指出。</w:t>
       </w:r>
     </w:p>
     <w:p>

--- a/papers/论文B正式版-PhaseCompleteLadders-TACL-20260823.docx
+++ b/papers/论文B正式版-PhaseCompleteLadders-TACL-20260823.docx
@@ -316,7 +316,7 @@
           <w:i w:val="0"/>
           <w:sz w:val="24"/>
         </w:rPr>
-        <w:t>(psi-rope-rand, [3,511] random angles, 6.45±0.03 at 8×, 3 seeds; n=10 full replication</w:t>
+        <w:t>(psi-rope-rand, [3,511] random angles, 6.45±0.03 at 8×, 3 seeds; n=10 full replication; certificate status: outside the frame-bound coverage of Paper A — random ladders do not pass the reflective checker; the provable content is limited to ℓ² linear independence</w:t>
       </w:r>
     </w:p>
     <w:p>
@@ -1702,7 +1702,7 @@
           <w:i w:val="0"/>
           <w:sz w:val="24"/>
         </w:rPr>
-        <w:t>4 个独立实证支点（分协议：eval-only 3 + 真训练 1；方向性观察）</w:t>
+        <w:t>3 个稳健实证支点（eval-only）+ 1 个单种子候选支点（真训练，多种子未复现；方向性观察）</w:t>
       </w:r>
       <w:r>
         <w:rPr>
@@ -9768,7 +9768,7 @@
           <w:i w:val="0"/>
           <w:sz w:val="24"/>
         </w:rPr>
-        <w:t>τ 机制（周期带承载碰撞负债、非周期偏置近零代价逃逸）获 **4 个独立实证支点（分协议计数：</w:t>
+        <w:t>τ 机制（周期带承载碰撞负债、非周期偏置近零代价逃逸）获 **3 个稳健实证支点 + 1 个单种子候选支点（分协议计数：</w:t>
       </w:r>
     </w:p>
     <w:p>
@@ -15010,7 +15010,7 @@
           <w:i w:val="0"/>
           <w:sz w:val="24"/>
         </w:rPr>
-        <w:t>机制统一解释排行榜并获 4 个独立实证支点（分协议：eval-only 3 + 真训练 1；方向性观察，候选解释）</w:t>
+        <w:t>机制统一解释排行榜并获 3 个稳健实证支点 + 1 个单种子候选支点（分协议：eval-only 3 稳健；真训练 1 系单种子观察，多种子未复现；候选解释）</w:t>
       </w:r>
       <w:r>
         <w:rPr>
@@ -16175,7 +16175,7 @@
           <w:i w:val="0"/>
           <w:sz w:val="24"/>
         </w:rPr>
-        <w:t>改变计算轨迹**（确定性协议——rope 在两种温控协议下逐位复现，损失到小数点后四位）。</w:t>
+        <w:t>改变计算轨迹**（确定性协议——rope 在两种温控协议下逐位复现，损失到小数点后四位；实现层面：冷却暂停为训练循环级轮询挂起，随机数生成器与优化器状态驻留内存不被重置，学习率调度按已完成迭代步数推进——暂停只改变墙钟耗时，不改变任何计算轨迹）。</w:t>
       </w:r>
     </w:p>
     <w:p>

--- a/papers/论文B正式版-PhaseCompleteLadders-TACL-20260823.docx
+++ b/papers/论文B正式版-PhaseCompleteLadders-TACL-20260823.docx
@@ -14962,7 +14962,7 @@
           <w:i w:val="0"/>
           <w:sz w:val="24"/>
         </w:rPr>
-        <w:t>右移；N* 为事后选择（非预登记）、单种子 s1337、需独立验证）把旋转族外推 7.50 → 5.15</w:t>
+        <w:t>右移；N* 为事后选择（非预登记）、单种子 s1337、需独立验证）。k-scan 数据支持两类可判别假说：常数理论（N* 为阶梯结构常数，与外推倍数 k 无关——k=2,4,8 下 [352,448] 稳定）与深度理论（N* 随训练预算右移——3000→27000 iters 的移动支持之），判别实验列为未来工作；把旋转族外推 7.50 → 5.15</w:t>
       </w:r>
     </w:p>
     <w:p>

--- a/papers/论文B正式版-PhaseCompleteLadders-TACL-20260823.docx
+++ b/papers/论文B正式版-PhaseCompleteLadders-TACL-20260823.docx
@@ -10246,7 +10246,7 @@
           <w:color w:val="444444"/>
           <w:sz w:val="21"/>
         </w:rPr>
-        <w:t>同脚本同语料，云端 T4 与本地可互换。正式配置 = tinystories200（200MB）· block 512 /</w:t>
+        <w:t>同脚本同语料；云端 T4 与本地的可互换性已在 batch1/2 逐位验证，batch3/4 的绝对数值在其原始执行环境下有效——本地三 seed 重跑实测 @512 存在约 0.12 的系统偏移，跨环境比较需谨慎。正式配置 = tinystories200（200MB）· block 512 /</w:t>
       </w:r>
     </w:p>
     <w:p>
@@ -10713,6 +10713,30 @@
       </w:tr>
     </w:tbl>
     <w:p/>
+    <w:p>
+      <w:pPr>
+        <w:spacing w:line="336" w:lineRule="auto"/>
+        <w:ind w:firstLine="480"/>
+      </w:pPr>
+      <w:r>
+        <w:rPr>
+          <w:rFonts w:ascii="Times New Roman" w:hAnsi="Times New Roman" w:eastAsia="宋体"/>
+          <w:b/>
+          <w:i w:val="0"/>
+          <w:sz w:val="24"/>
+        </w:rPr>
+        <w:t>三 seed 独立复现（本地 RTX3070，2026-08-28，tinystories200 语料指纹 1.8e8 确认）</w:t>
+      </w:r>
+      <w:r>
+        <w:rPr>
+          <w:rFonts w:ascii="Times New Roman" w:hAnsi="Times New Roman" w:eastAsia="宋体"/>
+          <w:b w:val="0"/>
+          <w:i w:val="0"/>
+          <w:sz w:val="24"/>
+        </w:rPr>
+        <w:t>：ALiBi @4096 = 2.11±0.03（2.14/2.07/2.12，与 batch3 一致）、t5rel = 2.74±0.05（2.80/2.73/2.69）——两条基线的正式配置结论独立复现；rand = 5.79±2.36（9.31/4.31/3.76，变异系数 41%）——随机阶梯在深度训练下 seed 方差显著放大，单 seed 数值不具代表性；@512 三方案存在约 0.12 系统偏移（跨环境比较需谨慎）。</w:t>
+      </w:r>
+    </w:p>
     <w:p>
       <w:pPr>
         <w:spacing w:line="336" w:lineRule="auto"/>
@@ -14404,6 +14428,30 @@
           <w:sz w:val="28"/>
         </w:rPr>
         <w:t>12. Limitations &amp; Future Work</w:t>
+      </w:r>
+    </w:p>
+    <w:p>
+      <w:pPr>
+        <w:spacing w:line="336" w:lineRule="auto"/>
+        <w:ind w:firstLine="480"/>
+      </w:pPr>
+      <w:r>
+        <w:rPr>
+          <w:rFonts w:ascii="Times New Roman" w:hAnsi="Times New Roman" w:eastAsia="宋体"/>
+          <w:b/>
+          <w:i w:val="0"/>
+          <w:sz w:val="24"/>
+        </w:rPr>
+        <w:t>Random-ladder deep-training variance</w:t>
+      </w:r>
+      <w:r>
+        <w:rPr>
+          <w:rFonts w:ascii="Times New Roman" w:hAnsi="Times New Roman" w:eastAsia="宋体"/>
+          <w:b w:val="0"/>
+          <w:i w:val="0"/>
+          <w:sz w:val="24"/>
+        </w:rPr>
+        <w:t xml:space="preserve"> (added from the 2026-08-28 three-seed rerun): random ladders under 27000-iteration deep training show significantly amplified seed dispersion (5.79±2.36, CV 41%, range 3.76–9.31; cf. ALiBi σ=0.03, t5rel σ=0.05) — their formal-config figures are directional only; this stability differential between random and structured/biased schemes is itself a new empirical dimension.</w:t>
       </w:r>
     </w:p>
     <w:p>
@@ -16077,7 +16125,7 @@
           <w:i w:val="0"/>
           <w:sz w:val="24"/>
         </w:rPr>
-        <w:t>触发阈值 80°C，恢复阈值 70°C，0.5s 高频轮询（</w:t>
+        <w:t>深度训练（27000 iters 全部链）实际执行参数（v2）：触发 80°C（</w:t>
       </w:r>
       <w:r>
         <w:rPr>
@@ -16086,31 +16134,16 @@
           <w:i w:val="0"/>
           <w:sz w:val="22"/>
         </w:rPr>
-        <w:t>--check-interval 0.5</w:t>
-      </w:r>
-      <w:r>
-        <w:rPr>
-          <w:rFonts w:ascii="Times New Roman" w:hAnsi="Times New Roman" w:eastAsia="宋体"/>
-          <w:b w:val="0"/>
-          <w:i w:val="0"/>
-          <w:sz w:val="24"/>
-        </w:rPr>
-        <w:t>），冷却 60s</w:t>
-      </w:r>
-    </w:p>
-    <w:p>
-      <w:pPr>
-        <w:spacing w:line="336" w:lineRule="auto"/>
-        <w:ind w:firstLine="480"/>
-      </w:pPr>
-      <w:r>
-        <w:rPr>
-          <w:rFonts w:ascii="Times New Roman" w:hAnsi="Times New Roman" w:eastAsia="宋体"/>
-          <w:b w:val="0"/>
-          <w:i w:val="0"/>
-          <w:sz w:val="24"/>
-        </w:rPr>
-        <w:t>（</w:t>
+        <w:t>--gpu-max 80</w:t>
+      </w:r>
+      <w:r>
+        <w:rPr>
+          <w:rFonts w:ascii="Times New Roman" w:hAnsi="Times New Roman" w:eastAsia="宋体"/>
+          <w:b w:val="0"/>
+          <w:i w:val="0"/>
+          <w:sz w:val="24"/>
+        </w:rPr>
+        <w:t>）、恢复 75°C（</w:t>
       </w:r>
       <w:r>
         <w:rPr>
@@ -16119,16 +16152,16 @@
           <w:i w:val="0"/>
           <w:sz w:val="22"/>
         </w:rPr>
-        <w:t>--cooldown 60</w:t>
-      </w:r>
-      <w:r>
-        <w:rPr>
-          <w:rFonts w:ascii="Times New Roman" w:hAnsi="Times New Roman" w:eastAsia="宋体"/>
-          <w:b w:val="0"/>
-          <w:i w:val="0"/>
-          <w:sz w:val="24"/>
-        </w:rPr>
-        <w:t>），CPU 利用率上限 90%（</w:t>
+        <w:t>--gpu-resume 75</w:t>
+      </w:r>
+      <w:r>
+        <w:rPr>
+          <w:rFonts w:ascii="Times New Roman" w:hAnsi="Times New Roman" w:eastAsia="宋体"/>
+          <w:b w:val="0"/>
+          <w:i w:val="0"/>
+          <w:sz w:val="24"/>
+        </w:rPr>
+        <w:t>）、轮询 0.2s（</w:t>
       </w:r>
       <w:r>
         <w:rPr>
@@ -16137,16 +16170,48 @@
           <w:i w:val="0"/>
           <w:sz w:val="22"/>
         </w:rPr>
-        <w:t>--cpu-util-max 90</w:t>
-      </w:r>
-      <w:r>
-        <w:rPr>
-          <w:rFonts w:ascii="Times New Roman" w:hAnsi="Times New Roman" w:eastAsia="宋体"/>
-          <w:b w:val="0"/>
-          <w:i w:val="0"/>
-          <w:sz w:val="24"/>
-        </w:rPr>
-        <w:t>）。</w:t>
+        <w:t>--check-interval 0.2</w:t>
+      </w:r>
+      <w:r>
+        <w:rPr>
+          <w:rFonts w:ascii="Times New Roman" w:hAnsi="Times New Roman" w:eastAsia="宋体"/>
+          <w:b w:val="0"/>
+          <w:i w:val="0"/>
+          <w:sz w:val="24"/>
+        </w:rPr>
+        <w:t xml:space="preserve">）——0.05s 轮询因 </w:t>
+      </w:r>
+      <w:r>
+        <w:rPr>
+          <w:rFonts w:ascii="Consolas" w:hAnsi="Consolas" w:eastAsia="等线"/>
+          <w:b w:val="0"/>
+          <w:i w:val="0"/>
+          <w:sz w:val="22"/>
+        </w:rPr>
+        <w:t>nvidia-smi</w:t>
+      </w:r>
+      <w:r>
+        <w:rPr>
+          <w:rFonts w:ascii="Times New Roman" w:hAnsi="Times New Roman" w:eastAsia="宋体"/>
+          <w:b w:val="0"/>
+          <w:i w:val="0"/>
+          <w:sz w:val="24"/>
+        </w:rPr>
+        <w:t xml:space="preserve"> 单次 52ms、20 次/秒占满单核（探测自身成热源触发 CPU 冷却死循环）而弃用；协议演进：早期 v1（85/78）在 rt256 step 835 热过载宕机后收紧为 v2。早期 Gutenberg 快速配置采用 80/70/0.5s/60s 口径（CPU 利用率上限 90%）。</w:t>
+      </w:r>
+    </w:p>
+    <w:p>
+      <w:pPr>
+        <w:pStyle w:val="ListBullet"/>
+      </w:pPr>
+      <w:r>
+        <w:rPr>
+          <w:rFonts w:ascii="Times New Roman" w:hAnsi="Times New Roman" w:eastAsia="宋体"/>
+          <w:b w:val="0"/>
+          <w:i w:val="0"/>
+          <w:sz w:val="24"/>
+        </w:rPr>
+        <w:t>冷却暂停的实现为训练循环级轮询挂起：RNG 与优化器状态驻留内存不被重置，学习率调度按已完成迭代步数推进——暂停只改变墙钟耗时，不改变计算轨迹（2026-08-25/26 两次独立复现数值一致为实证佐证）。</w:t>
       </w:r>
     </w:p>
     <w:p>
@@ -16223,6 +16288,505 @@
           <w:sz w:val="21"/>
         </w:rPr>
         <w:t>85°C 立即杀进程。</w:t>
+      </w:r>
+    </w:p>
+    <w:p>
+      <w:pPr>
+        <w:pStyle w:val="Heading2"/>
+      </w:pPr>
+      <w:r>
+        <w:rPr>
+          <w:rFonts w:ascii="Times New Roman" w:hAnsi="Times New Roman" w:eastAsia="黑体"/>
+          <w:b/>
+          <w:i w:val="0"/>
+          <w:sz w:val="28"/>
+        </w:rPr>
+        <w:t>附录 C′ 掩码评估完整表（k_scan_record，27000 iters）</w:t>
+      </w:r>
+    </w:p>
+    <w:tbl>
+      <w:tblPr>
+        <w:tblStyle w:val="TableGrid"/>
+        <w:tblW w:type="auto" w:w="0"/>
+        <w:tblLook w:firstColumn="1" w:firstRow="1" w:lastColumn="0" w:lastRow="0" w:noHBand="0" w:noVBand="1" w:val="04A0"/>
+      </w:tblPr>
+      <w:tblGrid>
+        <w:gridCol w:w="1872"/>
+        <w:gridCol w:w="1872"/>
+        <w:gridCol w:w="1872"/>
+        <w:gridCol w:w="1872"/>
+        <w:gridCol w:w="1872"/>
+      </w:tblGrid>
+      <w:tr>
+        <w:tc>
+          <w:tcPr>
+            <w:tcW w:type="dxa" w:w="1872"/>
+          </w:tcPr>
+          <w:p>
+            <w:r>
+              <w:rPr>
+                <w:rFonts w:ascii="Times New Roman" w:hAnsi="Times New Roman" w:eastAsia="宋体"/>
+                <w:b/>
+                <w:i w:val="0"/>
+                <w:sz w:val="21"/>
+              </w:rPr>
+              <w:t>N \ T</w:t>
+            </w:r>
+          </w:p>
+        </w:tc>
+        <w:tc>
+          <w:tcPr>
+            <w:tcW w:type="dxa" w:w="1872"/>
+          </w:tcPr>
+          <w:p>
+            <w:r>
+              <w:rPr>
+                <w:rFonts w:ascii="Times New Roman" w:hAnsi="Times New Roman" w:eastAsia="宋体"/>
+                <w:b/>
+                <w:i w:val="0"/>
+                <w:sz w:val="21"/>
+              </w:rPr>
+              <w:t>512</w:t>
+            </w:r>
+          </w:p>
+        </w:tc>
+        <w:tc>
+          <w:tcPr>
+            <w:tcW w:type="dxa" w:w="1872"/>
+          </w:tcPr>
+          <w:p>
+            <w:r>
+              <w:rPr>
+                <w:rFonts w:ascii="Times New Roman" w:hAnsi="Times New Roman" w:eastAsia="宋体"/>
+                <w:b/>
+                <w:i w:val="0"/>
+                <w:sz w:val="21"/>
+              </w:rPr>
+              <w:t>1024</w:t>
+            </w:r>
+          </w:p>
+        </w:tc>
+        <w:tc>
+          <w:tcPr>
+            <w:tcW w:type="dxa" w:w="1872"/>
+          </w:tcPr>
+          <w:p>
+            <w:r>
+              <w:rPr>
+                <w:rFonts w:ascii="Times New Roman" w:hAnsi="Times New Roman" w:eastAsia="宋体"/>
+                <w:b/>
+                <w:i w:val="0"/>
+                <w:sz w:val="21"/>
+              </w:rPr>
+              <w:t>2048</w:t>
+            </w:r>
+          </w:p>
+        </w:tc>
+        <w:tc>
+          <w:tcPr>
+            <w:tcW w:type="dxa" w:w="1872"/>
+          </w:tcPr>
+          <w:p>
+            <w:r>
+              <w:rPr>
+                <w:rFonts w:ascii="Times New Roman" w:hAnsi="Times New Roman" w:eastAsia="宋体"/>
+                <w:b/>
+                <w:i w:val="0"/>
+                <w:sz w:val="21"/>
+              </w:rPr>
+              <w:t>4096</w:t>
+            </w:r>
+          </w:p>
+        </w:tc>
+      </w:tr>
+      <w:tr>
+        <w:tc>
+          <w:tcPr>
+            <w:tcW w:type="dxa" w:w="1872"/>
+          </w:tcPr>
+          <w:p>
+            <w:r>
+              <w:rPr>
+                <w:rFonts w:ascii="Times New Roman" w:hAnsi="Times New Roman" w:eastAsia="宋体"/>
+                <w:b w:val="0"/>
+                <w:i w:val="0"/>
+                <w:sz w:val="21"/>
+              </w:rPr>
+              <w:t>full</w:t>
+            </w:r>
+          </w:p>
+        </w:tc>
+        <w:tc>
+          <w:tcPr>
+            <w:tcW w:type="dxa" w:w="1872"/>
+          </w:tcPr>
+          <w:p>
+            <w:r>
+              <w:rPr>
+                <w:rFonts w:ascii="Times New Roman" w:hAnsi="Times New Roman" w:eastAsia="宋体"/>
+                <w:b w:val="0"/>
+                <w:i w:val="0"/>
+                <w:sz w:val="21"/>
+              </w:rPr>
+              <w:t>2.69</w:t>
+            </w:r>
+          </w:p>
+        </w:tc>
+        <w:tc>
+          <w:tcPr>
+            <w:tcW w:type="dxa" w:w="1872"/>
+          </w:tcPr>
+          <w:p>
+            <w:r>
+              <w:rPr>
+                <w:rFonts w:ascii="Times New Roman" w:hAnsi="Times New Roman" w:eastAsia="宋体"/>
+                <w:b w:val="0"/>
+                <w:i w:val="0"/>
+                <w:sz w:val="21"/>
+              </w:rPr>
+              <w:t>2.87</w:t>
+            </w:r>
+          </w:p>
+        </w:tc>
+        <w:tc>
+          <w:tcPr>
+            <w:tcW w:type="dxa" w:w="1872"/>
+          </w:tcPr>
+          <w:p>
+            <w:r>
+              <w:rPr>
+                <w:rFonts w:ascii="Times New Roman" w:hAnsi="Times New Roman" w:eastAsia="宋体"/>
+                <w:b w:val="0"/>
+                <w:i w:val="0"/>
+                <w:sz w:val="21"/>
+              </w:rPr>
+              <w:t>3.42</w:t>
+            </w:r>
+          </w:p>
+        </w:tc>
+        <w:tc>
+          <w:tcPr>
+            <w:tcW w:type="dxa" w:w="1872"/>
+          </w:tcPr>
+          <w:p>
+            <w:r>
+              <w:rPr>
+                <w:rFonts w:ascii="Times New Roman" w:hAnsi="Times New Roman" w:eastAsia="宋体"/>
+                <w:b w:val="0"/>
+                <w:i w:val="0"/>
+                <w:sz w:val="21"/>
+              </w:rPr>
+              <w:t>4.36</w:t>
+            </w:r>
+          </w:p>
+        </w:tc>
+      </w:tr>
+      <w:tr>
+        <w:tc>
+          <w:tcPr>
+            <w:tcW w:type="dxa" w:w="1872"/>
+          </w:tcPr>
+          <w:p>
+            <w:r>
+              <w:rPr>
+                <w:rFonts w:ascii="Times New Roman" w:hAnsi="Times New Roman" w:eastAsia="宋体"/>
+                <w:b w:val="0"/>
+                <w:i w:val="0"/>
+                <w:sz w:val="21"/>
+              </w:rPr>
+              <w:t>224–320</w:t>
+            </w:r>
+          </w:p>
+        </w:tc>
+        <w:tc>
+          <w:tcPr>
+            <w:tcW w:type="dxa" w:w="1872"/>
+          </w:tcPr>
+          <w:p>
+            <w:r>
+              <w:rPr>
+                <w:rFonts w:ascii="Times New Roman" w:hAnsi="Times New Roman" w:eastAsia="宋体"/>
+                <w:b w:val="0"/>
+                <w:i w:val="0"/>
+                <w:sz w:val="21"/>
+              </w:rPr>
+              <w:t>3.33</w:t>
+            </w:r>
+          </w:p>
+        </w:tc>
+        <w:tc>
+          <w:tcPr>
+            <w:tcW w:type="dxa" w:w="1872"/>
+          </w:tcPr>
+          <w:p>
+            <w:r>
+              <w:rPr>
+                <w:rFonts w:ascii="Times New Roman" w:hAnsi="Times New Roman" w:eastAsia="宋体"/>
+                <w:b w:val="0"/>
+                <w:i w:val="0"/>
+                <w:sz w:val="21"/>
+              </w:rPr>
+              <w:t>4.63</w:t>
+            </w:r>
+          </w:p>
+        </w:tc>
+        <w:tc>
+          <w:tcPr>
+            <w:tcW w:type="dxa" w:w="1872"/>
+          </w:tcPr>
+          <w:p>
+            <w:r>
+              <w:rPr>
+                <w:rFonts w:ascii="Times New Roman" w:hAnsi="Times New Roman" w:eastAsia="宋体"/>
+                <w:b w:val="0"/>
+                <w:i w:val="0"/>
+                <w:sz w:val="21"/>
+              </w:rPr>
+              <w:t>7.48</w:t>
+            </w:r>
+          </w:p>
+        </w:tc>
+        <w:tc>
+          <w:tcPr>
+            <w:tcW w:type="dxa" w:w="1872"/>
+          </w:tcPr>
+          <w:p>
+            <w:r>
+              <w:rPr>
+                <w:rFonts w:ascii="Times New Roman" w:hAnsi="Times New Roman" w:eastAsia="宋体"/>
+                <w:b w:val="0"/>
+                <w:i w:val="0"/>
+                <w:sz w:val="21"/>
+              </w:rPr>
+              <w:t>11.77</w:t>
+            </w:r>
+          </w:p>
+        </w:tc>
+      </w:tr>
+      <w:tr>
+        <w:tc>
+          <w:tcPr>
+            <w:tcW w:type="dxa" w:w="1872"/>
+          </w:tcPr>
+          <w:p>
+            <w:r>
+              <w:rPr>
+                <w:rFonts w:ascii="Times New Roman" w:hAnsi="Times New Roman" w:eastAsia="宋体"/>
+                <w:b w:val="0"/>
+                <w:i w:val="0"/>
+                <w:sz w:val="21"/>
+              </w:rPr>
+              <w:t>352–480</w:t>
+            </w:r>
+          </w:p>
+        </w:tc>
+        <w:tc>
+          <w:tcPr>
+            <w:tcW w:type="dxa" w:w="1872"/>
+          </w:tcPr>
+          <w:p>
+            <w:r>
+              <w:rPr>
+                <w:rFonts w:ascii="Times New Roman" w:hAnsi="Times New Roman" w:eastAsia="宋体"/>
+                <w:b w:val="0"/>
+                <w:i w:val="0"/>
+                <w:sz w:val="21"/>
+              </w:rPr>
+              <w:t>2.83</w:t>
+            </w:r>
+          </w:p>
+        </w:tc>
+        <w:tc>
+          <w:tcPr>
+            <w:tcW w:type="dxa" w:w="1872"/>
+          </w:tcPr>
+          <w:p>
+            <w:r>
+              <w:rPr>
+                <w:rFonts w:ascii="Times New Roman" w:hAnsi="Times New Roman" w:eastAsia="宋体"/>
+                <w:b w:val="0"/>
+                <w:i w:val="0"/>
+                <w:sz w:val="21"/>
+              </w:rPr>
+              <w:t>3.38</w:t>
+            </w:r>
+          </w:p>
+        </w:tc>
+        <w:tc>
+          <w:tcPr>
+            <w:tcW w:type="dxa" w:w="1872"/>
+          </w:tcPr>
+          <w:p>
+            <w:r>
+              <w:rPr>
+                <w:rFonts w:ascii="Times New Roman" w:hAnsi="Times New Roman" w:eastAsia="宋体"/>
+                <w:b w:val="0"/>
+                <w:i w:val="0"/>
+                <w:sz w:val="21"/>
+              </w:rPr>
+              <w:t>4.68</w:t>
+            </w:r>
+          </w:p>
+        </w:tc>
+        <w:tc>
+          <w:tcPr>
+            <w:tcW w:type="dxa" w:w="1872"/>
+          </w:tcPr>
+          <w:p>
+            <w:r>
+              <w:rPr>
+                <w:rFonts w:ascii="Times New Roman" w:hAnsi="Times New Roman" w:eastAsia="宋体"/>
+                <w:b w:val="0"/>
+                <w:i w:val="0"/>
+                <w:sz w:val="21"/>
+              </w:rPr>
+              <w:t>6.94</w:t>
+            </w:r>
+          </w:p>
+        </w:tc>
+      </w:tr>
+      <w:tr>
+        <w:tc>
+          <w:tcPr>
+            <w:tcW w:type="dxa" w:w="1872"/>
+          </w:tcPr>
+          <w:p>
+            <w:r>
+              <w:rPr>
+                <w:rFonts w:ascii="Times New Roman" w:hAnsi="Times New Roman" w:eastAsia="宋体"/>
+                <w:b w:val="0"/>
+                <w:i w:val="0"/>
+                <w:sz w:val="21"/>
+              </w:rPr>
+              <w:t>511</w:t>
+            </w:r>
+          </w:p>
+        </w:tc>
+        <w:tc>
+          <w:tcPr>
+            <w:tcW w:type="dxa" w:w="1872"/>
+          </w:tcPr>
+          <w:p>
+            <w:r>
+              <w:rPr>
+                <w:rFonts w:ascii="Times New Roman" w:hAnsi="Times New Roman" w:eastAsia="宋体"/>
+                <w:b w:val="0"/>
+                <w:i w:val="0"/>
+                <w:sz w:val="21"/>
+              </w:rPr>
+              <w:t>2.69</w:t>
+            </w:r>
+          </w:p>
+        </w:tc>
+        <w:tc>
+          <w:tcPr>
+            <w:tcW w:type="dxa" w:w="1872"/>
+          </w:tcPr>
+          <w:p>
+            <w:r>
+              <w:rPr>
+                <w:rFonts w:ascii="Times New Roman" w:hAnsi="Times New Roman" w:eastAsia="宋体"/>
+                <w:b w:val="0"/>
+                <w:i w:val="0"/>
+                <w:sz w:val="21"/>
+              </w:rPr>
+              <w:t>2.87</w:t>
+            </w:r>
+          </w:p>
+        </w:tc>
+        <w:tc>
+          <w:tcPr>
+            <w:tcW w:type="dxa" w:w="1872"/>
+          </w:tcPr>
+          <w:p>
+            <w:r>
+              <w:rPr>
+                <w:rFonts w:ascii="Times New Roman" w:hAnsi="Times New Roman" w:eastAsia="宋体"/>
+                <w:b w:val="0"/>
+                <w:i w:val="0"/>
+                <w:sz w:val="21"/>
+              </w:rPr>
+              <w:t>3.42</w:t>
+            </w:r>
+          </w:p>
+        </w:tc>
+        <w:tc>
+          <w:tcPr>
+            <w:tcW w:type="dxa" w:w="1872"/>
+          </w:tcPr>
+          <w:p>
+            <w:r>
+              <w:rPr>
+                <w:rFonts w:ascii="Times New Roman" w:hAnsi="Times New Roman" w:eastAsia="宋体"/>
+                <w:b w:val="0"/>
+                <w:i w:val="0"/>
+                <w:sz w:val="21"/>
+              </w:rPr>
+              <w:t>4.36</w:t>
+            </w:r>
+          </w:p>
+        </w:tc>
+      </w:tr>
+    </w:tbl>
+    <w:p/>
+    <w:p>
+      <w:pPr>
+        <w:spacing w:line="336" w:lineRule="auto"/>
+        <w:ind w:firstLine="480"/>
+      </w:pPr>
+      <w:r>
+        <w:rPr>
+          <w:rFonts w:ascii="Times New Roman" w:hAnsi="Times New Roman" w:eastAsia="宋体"/>
+          <w:b w:val="0"/>
+          <w:i w:val="0"/>
+          <w:sz w:val="24"/>
+        </w:rPr>
+        <w:t>Masking monotonicity ("more bands silenced, worse extrapolation") holds at every</w:t>
+      </w:r>
+    </w:p>
+    <w:p>
+      <w:pPr>
+        <w:spacing w:line="336" w:lineRule="auto"/>
+        <w:ind w:firstLine="480"/>
+      </w:pPr>
+      <w:r>
+        <w:rPr>
+          <w:rFonts w:ascii="Times New Roman" w:hAnsi="Times New Roman" w:eastAsia="宋体"/>
+          <w:b w:val="0"/>
+          <w:i w:val="0"/>
+          <w:sz w:val="24"/>
+        </w:rPr>
+        <w:t>evaluation length; the 352–480 window sits between full and 224–320 at all</w:t>
+      </w:r>
+    </w:p>
+    <w:p>
+      <w:pPr>
+        <w:spacing w:line="336" w:lineRule="auto"/>
+        <w:ind w:firstLine="480"/>
+      </w:pPr>
+      <w:r>
+        <w:rPr>
+          <w:rFonts w:ascii="Times New Roman" w:hAnsi="Times New Roman" w:eastAsia="宋体"/>
+          <w:b w:val="0"/>
+          <w:i w:val="0"/>
+          <w:sz w:val="24"/>
+        </w:rPr>
+        <w:t>lengths — the complete evidence behind §10.9a point 6 (pruning gains are</w:t>
+      </w:r>
+    </w:p>
+    <w:p>
+      <w:pPr>
+        <w:spacing w:line="336" w:lineRule="auto"/>
+        <w:ind w:firstLine="480"/>
+      </w:pPr>
+      <w:r>
+        <w:rPr>
+          <w:rFonts w:ascii="Times New Roman" w:hAnsi="Times New Roman" w:eastAsia="宋体"/>
+          <w:b w:val="0"/>
+          <w:i w:val="0"/>
+          <w:sz w:val="24"/>
+        </w:rPr>
+        <w:t>training-adaptation effects, not purely geometric ones).</w:t>
       </w:r>
     </w:p>
     <w:p>

--- a/papers/论文B正式版-PhaseCompleteLadders-TACL-20260823.docx
+++ b/papers/论文B正式版-PhaseCompleteLadders-TACL-20260823.docx
@@ -17524,6 +17524,1091 @@
           <w:sz w:val="24"/>
         </w:rPr>
         <w:t>（反射检查器，24/24 FFI）。</w:t>
+      </w:r>
+    </w:p>
+    <w:p>
+      <w:pPr>
+        <w:pStyle w:val="Heading2"/>
+      </w:pPr>
+      <w:r>
+        <w:rPr>
+          <w:rFonts w:ascii="Times New Roman" w:hAnsi="Times New Roman" w:eastAsia="黑体"/>
+          <w:b/>
+          <w:i w:val="0"/>
+          <w:sz w:val="28"/>
+        </w:rPr>
+        <w:t>附录 C″ Seed-Robustness Convergence Table (n=3 → 5 → 10)</w:t>
+      </w:r>
+    </w:p>
+    <w:p>
+      <w:pPr>
+        <w:spacing w:line="336" w:lineRule="auto"/>
+        <w:ind w:firstLine="480"/>
+      </w:pPr>
+      <w:r>
+        <w:rPr>
+          <w:rFonts w:ascii="Times New Roman" w:hAnsi="Times New Roman" w:eastAsia="宋体"/>
+          <w:b w:val="0"/>
+          <w:i w:val="0"/>
+          <w:sz w:val="24"/>
+        </w:rPr>
+        <w:t>n=10 full replication (9 schemes × 10 seeds {1337,42,7,2026,31415,2718,1618,31416,12345,999}, 2026-08-25, @4096):</w:t>
+      </w:r>
+    </w:p>
+    <w:tbl>
+      <w:tblPr>
+        <w:tblStyle w:val="TableGrid"/>
+        <w:tblW w:type="auto" w:w="0"/>
+        <w:tblLook w:firstColumn="1" w:firstRow="1" w:lastColumn="0" w:lastRow="0" w:noHBand="0" w:noVBand="1" w:val="04A0"/>
+      </w:tblPr>
+      <w:tblGrid>
+        <w:gridCol w:w="1560"/>
+        <w:gridCol w:w="1560"/>
+        <w:gridCol w:w="1560"/>
+        <w:gridCol w:w="1560"/>
+        <w:gridCol w:w="1560"/>
+        <w:gridCol w:w="1560"/>
+      </w:tblGrid>
+      <w:tr>
+        <w:tc>
+          <w:tcPr>
+            <w:tcW w:type="dxa" w:w="1560"/>
+          </w:tcPr>
+          <w:p>
+            <w:r>
+              <w:rPr>
+                <w:rFonts w:ascii="Times New Roman" w:hAnsi="Times New Roman" w:eastAsia="宋体"/>
+                <w:b/>
+                <w:i w:val="0"/>
+                <w:sz w:val="21"/>
+              </w:rPr>
+              <w:t>Scheme</w:t>
+            </w:r>
+          </w:p>
+        </w:tc>
+        <w:tc>
+          <w:tcPr>
+            <w:tcW w:type="dxa" w:w="1560"/>
+          </w:tcPr>
+          <w:p>
+            <w:r>
+              <w:rPr>
+                <w:rFonts w:ascii="Times New Roman" w:hAnsi="Times New Roman" w:eastAsia="宋体"/>
+                <w:b/>
+                <w:i w:val="0"/>
+                <w:sz w:val="21"/>
+              </w:rPr>
+              <w:t>n</w:t>
+            </w:r>
+          </w:p>
+        </w:tc>
+        <w:tc>
+          <w:tcPr>
+            <w:tcW w:type="dxa" w:w="1560"/>
+          </w:tcPr>
+          <w:p>
+            <w:r>
+              <w:rPr>
+                <w:rFonts w:ascii="Times New Roman" w:hAnsi="Times New Roman" w:eastAsia="宋体"/>
+                <w:b/>
+                <w:i w:val="0"/>
+                <w:sz w:val="21"/>
+              </w:rPr>
+              <w:t>Mean</w:t>
+            </w:r>
+          </w:p>
+        </w:tc>
+        <w:tc>
+          <w:tcPr>
+            <w:tcW w:type="dxa" w:w="1560"/>
+          </w:tcPr>
+          <w:p>
+            <w:r>
+              <w:rPr>
+                <w:rFonts w:ascii="Times New Roman" w:hAnsi="Times New Roman" w:eastAsia="宋体"/>
+                <w:b/>
+                <w:i w:val="0"/>
+                <w:sz w:val="21"/>
+              </w:rPr>
+              <w:t>Median</w:t>
+            </w:r>
+          </w:p>
+        </w:tc>
+        <w:tc>
+          <w:tcPr>
+            <w:tcW w:type="dxa" w:w="1560"/>
+          </w:tcPr>
+          <w:p>
+            <w:r>
+              <w:rPr>
+                <w:rFonts w:ascii="Times New Roman" w:hAnsi="Times New Roman" w:eastAsia="宋体"/>
+                <w:b/>
+                <w:i w:val="0"/>
+                <w:sz w:val="21"/>
+              </w:rPr>
+              <w:t>Range</w:t>
+            </w:r>
+          </w:p>
+        </w:tc>
+        <w:tc>
+          <w:tcPr>
+            <w:tcW w:type="dxa" w:w="1560"/>
+          </w:tcPr>
+          <w:p>
+            <w:r>
+              <w:rPr>
+                <w:rFonts w:ascii="Times New Roman" w:hAnsi="Times New Roman" w:eastAsia="宋体"/>
+                <w:b/>
+                <w:i w:val="0"/>
+                <w:sz w:val="21"/>
+              </w:rPr>
+              <w:t>Rank</w:t>
+            </w:r>
+          </w:p>
+        </w:tc>
+      </w:tr>
+      <w:tr>
+        <w:tc>
+          <w:tcPr>
+            <w:tcW w:type="dxa" w:w="1560"/>
+          </w:tcPr>
+          <w:p>
+            <w:r>
+              <w:rPr>
+                <w:rFonts w:ascii="Times New Roman" w:hAnsi="Times New Roman" w:eastAsia="宋体"/>
+                <w:b w:val="0"/>
+                <w:i w:val="0"/>
+                <w:sz w:val="21"/>
+              </w:rPr>
+              <w:t>alibi</w:t>
+            </w:r>
+          </w:p>
+        </w:tc>
+        <w:tc>
+          <w:tcPr>
+            <w:tcW w:type="dxa" w:w="1560"/>
+          </w:tcPr>
+          <w:p>
+            <w:r>
+              <w:rPr>
+                <w:rFonts w:ascii="Times New Roman" w:hAnsi="Times New Roman" w:eastAsia="宋体"/>
+                <w:b w:val="0"/>
+                <w:i w:val="0"/>
+                <w:sz w:val="21"/>
+              </w:rPr>
+              <w:t>10</w:t>
+            </w:r>
+          </w:p>
+        </w:tc>
+        <w:tc>
+          <w:tcPr>
+            <w:tcW w:type="dxa" w:w="1560"/>
+          </w:tcPr>
+          <w:p>
+            <w:r>
+              <w:rPr>
+                <w:rFonts w:ascii="Times New Roman" w:hAnsi="Times New Roman" w:eastAsia="宋体"/>
+                <w:b w:val="0"/>
+                <w:i w:val="0"/>
+                <w:sz w:val="21"/>
+              </w:rPr>
+              <w:t>2.63</w:t>
+            </w:r>
+          </w:p>
+        </w:tc>
+        <w:tc>
+          <w:tcPr>
+            <w:tcW w:type="dxa" w:w="1560"/>
+          </w:tcPr>
+          <w:p>
+            <w:r>
+              <w:rPr>
+                <w:rFonts w:ascii="Times New Roman" w:hAnsi="Times New Roman" w:eastAsia="宋体"/>
+                <w:b w:val="0"/>
+                <w:i w:val="0"/>
+                <w:sz w:val="21"/>
+              </w:rPr>
+              <w:t>2.62</w:t>
+            </w:r>
+          </w:p>
+        </w:tc>
+        <w:tc>
+          <w:tcPr>
+            <w:tcW w:type="dxa" w:w="1560"/>
+          </w:tcPr>
+          <w:p>
+            <w:r>
+              <w:rPr>
+                <w:rFonts w:ascii="Times New Roman" w:hAnsi="Times New Roman" w:eastAsia="宋体"/>
+                <w:b w:val="0"/>
+                <w:i w:val="0"/>
+                <w:sz w:val="21"/>
+              </w:rPr>
+              <w:t>2.53–2.71</w:t>
+            </w:r>
+          </w:p>
+        </w:tc>
+        <w:tc>
+          <w:tcPr>
+            <w:tcW w:type="dxa" w:w="1560"/>
+          </w:tcPr>
+          <w:p>
+            <w:r>
+              <w:rPr>
+                <w:rFonts w:ascii="Times New Roman" w:hAnsi="Times New Roman" w:eastAsia="宋体"/>
+                <w:b w:val="0"/>
+                <w:i w:val="0"/>
+                <w:sz w:val="21"/>
+              </w:rPr>
+              <w:t>1</w:t>
+            </w:r>
+          </w:p>
+        </w:tc>
+      </w:tr>
+      <w:tr>
+        <w:tc>
+          <w:tcPr>
+            <w:tcW w:type="dxa" w:w="1560"/>
+          </w:tcPr>
+          <w:p>
+            <w:r>
+              <w:rPr>
+                <w:rFonts w:ascii="Times New Roman" w:hAnsi="Times New Roman" w:eastAsia="宋体"/>
+                <w:b w:val="0"/>
+                <w:i w:val="0"/>
+                <w:sz w:val="21"/>
+              </w:rPr>
+              <w:t>rand</w:t>
+            </w:r>
+          </w:p>
+        </w:tc>
+        <w:tc>
+          <w:tcPr>
+            <w:tcW w:type="dxa" w:w="1560"/>
+          </w:tcPr>
+          <w:p>
+            <w:r>
+              <w:rPr>
+                <w:rFonts w:ascii="Times New Roman" w:hAnsi="Times New Roman" w:eastAsia="宋体"/>
+                <w:b w:val="0"/>
+                <w:i w:val="0"/>
+                <w:sz w:val="21"/>
+              </w:rPr>
+              <w:t>10</w:t>
+            </w:r>
+          </w:p>
+        </w:tc>
+        <w:tc>
+          <w:tcPr>
+            <w:tcW w:type="dxa" w:w="1560"/>
+          </w:tcPr>
+          <w:p>
+            <w:r>
+              <w:rPr>
+                <w:rFonts w:ascii="Times New Roman" w:hAnsi="Times New Roman" w:eastAsia="宋体"/>
+                <w:b w:val="0"/>
+                <w:i w:val="0"/>
+                <w:sz w:val="21"/>
+              </w:rPr>
+              <w:t>4.00</w:t>
+            </w:r>
+          </w:p>
+        </w:tc>
+        <w:tc>
+          <w:tcPr>
+            <w:tcW w:type="dxa" w:w="1560"/>
+          </w:tcPr>
+          <w:p>
+            <w:r>
+              <w:rPr>
+                <w:rFonts w:ascii="Times New Roman" w:hAnsi="Times New Roman" w:eastAsia="宋体"/>
+                <w:b w:val="0"/>
+                <w:i w:val="0"/>
+                <w:sz w:val="21"/>
+              </w:rPr>
+              <w:t>3.90</w:t>
+            </w:r>
+          </w:p>
+        </w:tc>
+        <w:tc>
+          <w:tcPr>
+            <w:tcW w:type="dxa" w:w="1560"/>
+          </w:tcPr>
+          <w:p>
+            <w:r>
+              <w:rPr>
+                <w:rFonts w:ascii="Times New Roman" w:hAnsi="Times New Roman" w:eastAsia="宋体"/>
+                <w:b w:val="0"/>
+                <w:i w:val="0"/>
+                <w:sz w:val="21"/>
+              </w:rPr>
+              <w:t>3.40–4.96</w:t>
+            </w:r>
+          </w:p>
+        </w:tc>
+        <w:tc>
+          <w:tcPr>
+            <w:tcW w:type="dxa" w:w="1560"/>
+          </w:tcPr>
+          <w:p>
+            <w:r>
+              <w:rPr>
+                <w:rFonts w:ascii="Times New Roman" w:hAnsi="Times New Roman" w:eastAsia="宋体"/>
+                <w:b w:val="0"/>
+                <w:i w:val="0"/>
+                <w:sz w:val="21"/>
+              </w:rPr>
+              <w:t>2</w:t>
+            </w:r>
+          </w:p>
+        </w:tc>
+      </w:tr>
+      <w:tr>
+        <w:tc>
+          <w:tcPr>
+            <w:tcW w:type="dxa" w:w="1560"/>
+          </w:tcPr>
+          <w:p>
+            <w:r>
+              <w:rPr>
+                <w:rFonts w:ascii="Times New Roman" w:hAnsi="Times New Roman" w:eastAsia="宋体"/>
+                <w:b w:val="0"/>
+                <w:i w:val="0"/>
+                <w:sz w:val="21"/>
+              </w:rPr>
+              <w:t>t5rel</w:t>
+            </w:r>
+          </w:p>
+        </w:tc>
+        <w:tc>
+          <w:tcPr>
+            <w:tcW w:type="dxa" w:w="1560"/>
+          </w:tcPr>
+          <w:p>
+            <w:r>
+              <w:rPr>
+                <w:rFonts w:ascii="Times New Roman" w:hAnsi="Times New Roman" w:eastAsia="宋体"/>
+                <w:b w:val="0"/>
+                <w:i w:val="0"/>
+                <w:sz w:val="21"/>
+              </w:rPr>
+              <w:t>10</w:t>
+            </w:r>
+          </w:p>
+        </w:tc>
+        <w:tc>
+          <w:tcPr>
+            <w:tcW w:type="dxa" w:w="1560"/>
+          </w:tcPr>
+          <w:p>
+            <w:r>
+              <w:rPr>
+                <w:rFonts w:ascii="Times New Roman" w:hAnsi="Times New Roman" w:eastAsia="宋体"/>
+                <w:b w:val="0"/>
+                <w:i w:val="0"/>
+                <w:sz w:val="21"/>
+              </w:rPr>
+              <w:t>6.60</w:t>
+            </w:r>
+          </w:p>
+        </w:tc>
+        <w:tc>
+          <w:tcPr>
+            <w:tcW w:type="dxa" w:w="1560"/>
+          </w:tcPr>
+          <w:p>
+            <w:r>
+              <w:rPr>
+                <w:rFonts w:ascii="Times New Roman" w:hAnsi="Times New Roman" w:eastAsia="宋体"/>
+                <w:b w:val="0"/>
+                <w:i w:val="0"/>
+                <w:sz w:val="21"/>
+              </w:rPr>
+              <w:t>6.47</w:t>
+            </w:r>
+          </w:p>
+        </w:tc>
+        <w:tc>
+          <w:tcPr>
+            <w:tcW w:type="dxa" w:w="1560"/>
+          </w:tcPr>
+          <w:p>
+            <w:r>
+              <w:rPr>
+                <w:rFonts w:ascii="Times New Roman" w:hAnsi="Times New Roman" w:eastAsia="宋体"/>
+                <w:b w:val="0"/>
+                <w:i w:val="0"/>
+                <w:sz w:val="21"/>
+              </w:rPr>
+              <w:t>6.08–7.17</w:t>
+            </w:r>
+          </w:p>
+        </w:tc>
+        <w:tc>
+          <w:tcPr>
+            <w:tcW w:type="dxa" w:w="1560"/>
+          </w:tcPr>
+          <w:p>
+            <w:r>
+              <w:rPr>
+                <w:rFonts w:ascii="Times New Roman" w:hAnsi="Times New Roman" w:eastAsia="宋体"/>
+                <w:b w:val="0"/>
+                <w:i w:val="0"/>
+                <w:sz w:val="21"/>
+              </w:rPr>
+              <w:t>3</w:t>
+            </w:r>
+          </w:p>
+        </w:tc>
+      </w:tr>
+      <w:tr>
+        <w:tc>
+          <w:tcPr>
+            <w:tcW w:type="dxa" w:w="1560"/>
+          </w:tcPr>
+          <w:p>
+            <w:r>
+              <w:rPr>
+                <w:rFonts w:ascii="Times New Roman" w:hAnsi="Times New Roman" w:eastAsia="宋体"/>
+                <w:b w:val="0"/>
+                <w:i w:val="0"/>
+                <w:sz w:val="21"/>
+              </w:rPr>
+              <w:t>e5pp</w:t>
+            </w:r>
+          </w:p>
+        </w:tc>
+        <w:tc>
+          <w:tcPr>
+            <w:tcW w:type="dxa" w:w="1560"/>
+          </w:tcPr>
+          <w:p>
+            <w:r>
+              <w:rPr>
+                <w:rFonts w:ascii="Times New Roman" w:hAnsi="Times New Roman" w:eastAsia="宋体"/>
+                <w:b w:val="0"/>
+                <w:i w:val="0"/>
+                <w:sz w:val="21"/>
+              </w:rPr>
+              <w:t>10</w:t>
+            </w:r>
+          </w:p>
+        </w:tc>
+        <w:tc>
+          <w:tcPr>
+            <w:tcW w:type="dxa" w:w="1560"/>
+          </w:tcPr>
+          <w:p>
+            <w:r>
+              <w:rPr>
+                <w:rFonts w:ascii="Times New Roman" w:hAnsi="Times New Roman" w:eastAsia="宋体"/>
+                <w:b w:val="0"/>
+                <w:i w:val="0"/>
+                <w:sz w:val="21"/>
+              </w:rPr>
+              <w:t>8.09</w:t>
+            </w:r>
+          </w:p>
+        </w:tc>
+        <w:tc>
+          <w:tcPr>
+            <w:tcW w:type="dxa" w:w="1560"/>
+          </w:tcPr>
+          <w:p>
+            <w:r>
+              <w:rPr>
+                <w:rFonts w:ascii="Times New Roman" w:hAnsi="Times New Roman" w:eastAsia="宋体"/>
+                <w:b w:val="0"/>
+                <w:i w:val="0"/>
+                <w:sz w:val="21"/>
+              </w:rPr>
+              <w:t>7.78</w:t>
+            </w:r>
+          </w:p>
+        </w:tc>
+        <w:tc>
+          <w:tcPr>
+            <w:tcW w:type="dxa" w:w="1560"/>
+          </w:tcPr>
+          <w:p>
+            <w:r>
+              <w:rPr>
+                <w:rFonts w:ascii="Times New Roman" w:hAnsi="Times New Roman" w:eastAsia="宋体"/>
+                <w:b w:val="0"/>
+                <w:i w:val="0"/>
+                <w:sz w:val="21"/>
+              </w:rPr>
+              <w:t>7.07–9.29</w:t>
+            </w:r>
+          </w:p>
+        </w:tc>
+        <w:tc>
+          <w:tcPr>
+            <w:tcW w:type="dxa" w:w="1560"/>
+          </w:tcPr>
+          <w:p>
+            <w:r>
+              <w:rPr>
+                <w:rFonts w:ascii="Times New Roman" w:hAnsi="Times New Roman" w:eastAsia="宋体"/>
+                <w:b w:val="0"/>
+                <w:i w:val="0"/>
+                <w:sz w:val="21"/>
+              </w:rPr>
+              <w:t>4</w:t>
+            </w:r>
+          </w:p>
+        </w:tc>
+      </w:tr>
+      <w:tr>
+        <w:tc>
+          <w:tcPr>
+            <w:tcW w:type="dxa" w:w="1560"/>
+          </w:tcPr>
+          <w:p>
+            <w:r>
+              <w:rPr>
+                <w:rFonts w:ascii="Times New Roman" w:hAnsi="Times New Roman" w:eastAsia="宋体"/>
+                <w:b w:val="0"/>
+                <w:i w:val="0"/>
+                <w:sz w:val="21"/>
+              </w:rPr>
+              <w:t>c2</w:t>
+            </w:r>
+          </w:p>
+        </w:tc>
+        <w:tc>
+          <w:tcPr>
+            <w:tcW w:type="dxa" w:w="1560"/>
+          </w:tcPr>
+          <w:p>
+            <w:r>
+              <w:rPr>
+                <w:rFonts w:ascii="Times New Roman" w:hAnsi="Times New Roman" w:eastAsia="宋体"/>
+                <w:b w:val="0"/>
+                <w:i w:val="0"/>
+                <w:sz w:val="21"/>
+              </w:rPr>
+              <w:t>10</w:t>
+            </w:r>
+          </w:p>
+        </w:tc>
+        <w:tc>
+          <w:tcPr>
+            <w:tcW w:type="dxa" w:w="1560"/>
+          </w:tcPr>
+          <w:p>
+            <w:r>
+              <w:rPr>
+                <w:rFonts w:ascii="Times New Roman" w:hAnsi="Times New Roman" w:eastAsia="宋体"/>
+                <w:b w:val="0"/>
+                <w:i w:val="0"/>
+                <w:sz w:val="21"/>
+              </w:rPr>
+              <w:t>9.30</w:t>
+            </w:r>
+          </w:p>
+        </w:tc>
+        <w:tc>
+          <w:tcPr>
+            <w:tcW w:type="dxa" w:w="1560"/>
+          </w:tcPr>
+          <w:p>
+            <w:r>
+              <w:rPr>
+                <w:rFonts w:ascii="Times New Roman" w:hAnsi="Times New Roman" w:eastAsia="宋体"/>
+                <w:b w:val="0"/>
+                <w:i w:val="0"/>
+                <w:sz w:val="21"/>
+              </w:rPr>
+              <w:t>9.06</w:t>
+            </w:r>
+          </w:p>
+        </w:tc>
+        <w:tc>
+          <w:tcPr>
+            <w:tcW w:type="dxa" w:w="1560"/>
+          </w:tcPr>
+          <w:p>
+            <w:r>
+              <w:rPr>
+                <w:rFonts w:ascii="Times New Roman" w:hAnsi="Times New Roman" w:eastAsia="宋体"/>
+                <w:b w:val="0"/>
+                <w:i w:val="0"/>
+                <w:sz w:val="21"/>
+              </w:rPr>
+              <w:t>7.54–11.80</w:t>
+            </w:r>
+          </w:p>
+        </w:tc>
+        <w:tc>
+          <w:tcPr>
+            <w:tcW w:type="dxa" w:w="1560"/>
+          </w:tcPr>
+          <w:p>
+            <w:r>
+              <w:rPr>
+                <w:rFonts w:ascii="Times New Roman" w:hAnsi="Times New Roman" w:eastAsia="宋体"/>
+                <w:b w:val="0"/>
+                <w:i w:val="0"/>
+                <w:sz w:val="21"/>
+              </w:rPr>
+              <w:t>5</w:t>
+            </w:r>
+          </w:p>
+        </w:tc>
+      </w:tr>
+      <w:tr>
+        <w:tc>
+          <w:tcPr>
+            <w:tcW w:type="dxa" w:w="1560"/>
+          </w:tcPr>
+          <w:p>
+            <w:r>
+              <w:rPr>
+                <w:rFonts w:ascii="Times New Roman" w:hAnsi="Times New Roman" w:eastAsia="宋体"/>
+                <w:b w:val="0"/>
+                <w:i w:val="0"/>
+                <w:sz w:val="21"/>
+              </w:rPr>
+              <w:t>c4</w:t>
+            </w:r>
+          </w:p>
+        </w:tc>
+        <w:tc>
+          <w:tcPr>
+            <w:tcW w:type="dxa" w:w="1560"/>
+          </w:tcPr>
+          <w:p>
+            <w:r>
+              <w:rPr>
+                <w:rFonts w:ascii="Times New Roman" w:hAnsi="Times New Roman" w:eastAsia="宋体"/>
+                <w:b w:val="0"/>
+                <w:i w:val="0"/>
+                <w:sz w:val="21"/>
+              </w:rPr>
+              <w:t>10</w:t>
+            </w:r>
+          </w:p>
+        </w:tc>
+        <w:tc>
+          <w:tcPr>
+            <w:tcW w:type="dxa" w:w="1560"/>
+          </w:tcPr>
+          <w:p>
+            <w:r>
+              <w:rPr>
+                <w:rFonts w:ascii="Times New Roman" w:hAnsi="Times New Roman" w:eastAsia="宋体"/>
+                <w:b w:val="0"/>
+                <w:i w:val="0"/>
+                <w:sz w:val="21"/>
+              </w:rPr>
+              <w:t>10.22</w:t>
+            </w:r>
+          </w:p>
+        </w:tc>
+        <w:tc>
+          <w:tcPr>
+            <w:tcW w:type="dxa" w:w="1560"/>
+          </w:tcPr>
+          <w:p>
+            <w:r>
+              <w:rPr>
+                <w:rFonts w:ascii="Times New Roman" w:hAnsi="Times New Roman" w:eastAsia="宋体"/>
+                <w:b w:val="0"/>
+                <w:i w:val="0"/>
+                <w:sz w:val="21"/>
+              </w:rPr>
+              <w:t>10.21</w:t>
+            </w:r>
+          </w:p>
+        </w:tc>
+        <w:tc>
+          <w:tcPr>
+            <w:tcW w:type="dxa" w:w="1560"/>
+          </w:tcPr>
+          <w:p>
+            <w:r>
+              <w:rPr>
+                <w:rFonts w:ascii="Times New Roman" w:hAnsi="Times New Roman" w:eastAsia="宋体"/>
+                <w:b w:val="0"/>
+                <w:i w:val="0"/>
+                <w:sz w:val="21"/>
+              </w:rPr>
+              <w:t>8.65–11.63</w:t>
+            </w:r>
+          </w:p>
+        </w:tc>
+        <w:tc>
+          <w:tcPr>
+            <w:tcW w:type="dxa" w:w="1560"/>
+          </w:tcPr>
+          <w:p>
+            <w:r>
+              <w:rPr>
+                <w:rFonts w:ascii="Times New Roman" w:hAnsi="Times New Roman" w:eastAsia="宋体"/>
+                <w:b w:val="0"/>
+                <w:i w:val="0"/>
+                <w:sz w:val="21"/>
+              </w:rPr>
+              <w:t>6</w:t>
+            </w:r>
+          </w:p>
+        </w:tc>
+      </w:tr>
+      <w:tr>
+        <w:tc>
+          <w:tcPr>
+            <w:tcW w:type="dxa" w:w="1560"/>
+          </w:tcPr>
+          <w:p>
+            <w:r>
+              <w:rPr>
+                <w:rFonts w:ascii="Times New Roman" w:hAnsi="Times New Roman" w:eastAsia="宋体"/>
+                <w:b w:val="0"/>
+                <w:i w:val="0"/>
+                <w:sz w:val="21"/>
+              </w:rPr>
+              <w:t>c3</w:t>
+            </w:r>
+          </w:p>
+        </w:tc>
+        <w:tc>
+          <w:tcPr>
+            <w:tcW w:type="dxa" w:w="1560"/>
+          </w:tcPr>
+          <w:p>
+            <w:r>
+              <w:rPr>
+                <w:rFonts w:ascii="Times New Roman" w:hAnsi="Times New Roman" w:eastAsia="宋体"/>
+                <w:b w:val="0"/>
+                <w:i w:val="0"/>
+                <w:sz w:val="21"/>
+              </w:rPr>
+              <w:t>10</w:t>
+            </w:r>
+          </w:p>
+        </w:tc>
+        <w:tc>
+          <w:tcPr>
+            <w:tcW w:type="dxa" w:w="1560"/>
+          </w:tcPr>
+          <w:p>
+            <w:r>
+              <w:rPr>
+                <w:rFonts w:ascii="Times New Roman" w:hAnsi="Times New Roman" w:eastAsia="宋体"/>
+                <w:b w:val="0"/>
+                <w:i w:val="0"/>
+                <w:sz w:val="21"/>
+              </w:rPr>
+              <w:t>22.23</w:t>
+            </w:r>
+          </w:p>
+        </w:tc>
+        <w:tc>
+          <w:tcPr>
+            <w:tcW w:type="dxa" w:w="1560"/>
+          </w:tcPr>
+          <w:p>
+            <w:r>
+              <w:rPr>
+                <w:rFonts w:ascii="Times New Roman" w:hAnsi="Times New Roman" w:eastAsia="宋体"/>
+                <w:b w:val="0"/>
+                <w:i w:val="0"/>
+                <w:sz w:val="21"/>
+              </w:rPr>
+              <w:t>20.89</w:t>
+            </w:r>
+          </w:p>
+        </w:tc>
+        <w:tc>
+          <w:tcPr>
+            <w:tcW w:type="dxa" w:w="1560"/>
+          </w:tcPr>
+          <w:p>
+            <w:r>
+              <w:rPr>
+                <w:rFonts w:ascii="Times New Roman" w:hAnsi="Times New Roman" w:eastAsia="宋体"/>
+                <w:b w:val="0"/>
+                <w:i w:val="0"/>
+                <w:sz w:val="21"/>
+              </w:rPr>
+              <w:t>15.22–31.65</w:t>
+            </w:r>
+          </w:p>
+        </w:tc>
+        <w:tc>
+          <w:tcPr>
+            <w:tcW w:type="dxa" w:w="1560"/>
+          </w:tcPr>
+          <w:p>
+            <w:r>
+              <w:rPr>
+                <w:rFonts w:ascii="Times New Roman" w:hAnsi="Times New Roman" w:eastAsia="宋体"/>
+                <w:b w:val="0"/>
+                <w:i w:val="0"/>
+                <w:sz w:val="21"/>
+              </w:rPr>
+              <w:t>7</w:t>
+            </w:r>
+          </w:p>
+        </w:tc>
+      </w:tr>
+      <w:tr>
+        <w:tc>
+          <w:tcPr>
+            <w:tcW w:type="dxa" w:w="1560"/>
+          </w:tcPr>
+          <w:p>
+            <w:r>
+              <w:rPr>
+                <w:rFonts w:ascii="Times New Roman" w:hAnsi="Times New Roman" w:eastAsia="宋体"/>
+                <w:b w:val="0"/>
+                <w:i w:val="0"/>
+                <w:sz w:val="21"/>
+              </w:rPr>
+              <w:t>grid</w:t>
+            </w:r>
+          </w:p>
+        </w:tc>
+        <w:tc>
+          <w:tcPr>
+            <w:tcW w:type="dxa" w:w="1560"/>
+          </w:tcPr>
+          <w:p>
+            <w:r>
+              <w:rPr>
+                <w:rFonts w:ascii="Times New Roman" w:hAnsi="Times New Roman" w:eastAsia="宋体"/>
+                <w:b w:val="0"/>
+                <w:i w:val="0"/>
+                <w:sz w:val="21"/>
+              </w:rPr>
+              <w:t>10</w:t>
+            </w:r>
+          </w:p>
+        </w:tc>
+        <w:tc>
+          <w:tcPr>
+            <w:tcW w:type="dxa" w:w="1560"/>
+          </w:tcPr>
+          <w:p>
+            <w:r>
+              <w:rPr>
+                <w:rFonts w:ascii="Times New Roman" w:hAnsi="Times New Roman" w:eastAsia="宋体"/>
+                <w:b w:val="0"/>
+                <w:i w:val="0"/>
+                <w:sz w:val="21"/>
+              </w:rPr>
+              <w:t>26.97</w:t>
+            </w:r>
+          </w:p>
+        </w:tc>
+        <w:tc>
+          <w:tcPr>
+            <w:tcW w:type="dxa" w:w="1560"/>
+          </w:tcPr>
+          <w:p>
+            <w:r>
+              <w:rPr>
+                <w:rFonts w:ascii="Times New Roman" w:hAnsi="Times New Roman" w:eastAsia="宋体"/>
+                <w:b w:val="0"/>
+                <w:i w:val="0"/>
+                <w:sz w:val="21"/>
+              </w:rPr>
+              <w:t>26.61</w:t>
+            </w:r>
+          </w:p>
+        </w:tc>
+        <w:tc>
+          <w:tcPr>
+            <w:tcW w:type="dxa" w:w="1560"/>
+          </w:tcPr>
+          <w:p>
+            <w:r>
+              <w:rPr>
+                <w:rFonts w:ascii="Times New Roman" w:hAnsi="Times New Roman" w:eastAsia="宋体"/>
+                <w:b w:val="0"/>
+                <w:i w:val="0"/>
+                <w:sz w:val="21"/>
+              </w:rPr>
+              <w:t>19.08–30.39</w:t>
+            </w:r>
+          </w:p>
+        </w:tc>
+        <w:tc>
+          <w:tcPr>
+            <w:tcW w:type="dxa" w:w="1560"/>
+          </w:tcPr>
+          <w:p>
+            <w:r>
+              <w:rPr>
+                <w:rFonts w:ascii="Times New Roman" w:hAnsi="Times New Roman" w:eastAsia="宋体"/>
+                <w:b w:val="0"/>
+                <w:i w:val="0"/>
+                <w:sz w:val="21"/>
+              </w:rPr>
+              <w:t>8</w:t>
+            </w:r>
+          </w:p>
+        </w:tc>
+      </w:tr>
+      <w:tr>
+        <w:tc>
+          <w:tcPr>
+            <w:tcW w:type="dxa" w:w="1560"/>
+          </w:tcPr>
+          <w:p>
+            <w:r>
+              <w:rPr>
+                <w:rFonts w:ascii="Times New Roman" w:hAnsi="Times New Roman" w:eastAsia="宋体"/>
+                <w:b w:val="0"/>
+                <w:i w:val="0"/>
+                <w:sz w:val="21"/>
+              </w:rPr>
+              <w:t>rope</w:t>
+            </w:r>
+          </w:p>
+        </w:tc>
+        <w:tc>
+          <w:tcPr>
+            <w:tcW w:type="dxa" w:w="1560"/>
+          </w:tcPr>
+          <w:p>
+            <w:r>
+              <w:rPr>
+                <w:rFonts w:ascii="Times New Roman" w:hAnsi="Times New Roman" w:eastAsia="宋体"/>
+                <w:b w:val="0"/>
+                <w:i w:val="0"/>
+                <w:sz w:val="21"/>
+              </w:rPr>
+              <w:t>10</w:t>
+            </w:r>
+          </w:p>
+        </w:tc>
+        <w:tc>
+          <w:tcPr>
+            <w:tcW w:type="dxa" w:w="1560"/>
+          </w:tcPr>
+          <w:p>
+            <w:r>
+              <w:rPr>
+                <w:rFonts w:ascii="Times New Roman" w:hAnsi="Times New Roman" w:eastAsia="宋体"/>
+                <w:b w:val="0"/>
+                <w:i w:val="0"/>
+                <w:sz w:val="21"/>
+              </w:rPr>
+              <w:t>31.16</w:t>
+            </w:r>
+          </w:p>
+        </w:tc>
+        <w:tc>
+          <w:tcPr>
+            <w:tcW w:type="dxa" w:w="1560"/>
+          </w:tcPr>
+          <w:p>
+            <w:r>
+              <w:rPr>
+                <w:rFonts w:ascii="Times New Roman" w:hAnsi="Times New Roman" w:eastAsia="宋体"/>
+                <w:b w:val="0"/>
+                <w:i w:val="0"/>
+                <w:sz w:val="21"/>
+              </w:rPr>
+              <w:t>25.53</w:t>
+            </w:r>
+          </w:p>
+        </w:tc>
+        <w:tc>
+          <w:tcPr>
+            <w:tcW w:type="dxa" w:w="1560"/>
+          </w:tcPr>
+          <w:p>
+            <w:r>
+              <w:rPr>
+                <w:rFonts w:ascii="Times New Roman" w:hAnsi="Times New Roman" w:eastAsia="宋体"/>
+                <w:b w:val="0"/>
+                <w:i w:val="0"/>
+                <w:sz w:val="21"/>
+              </w:rPr>
+              <w:t>23.11–46.40</w:t>
+            </w:r>
+          </w:p>
+        </w:tc>
+        <w:tc>
+          <w:tcPr>
+            <w:tcW w:type="dxa" w:w="1560"/>
+          </w:tcPr>
+          <w:p>
+            <w:r>
+              <w:rPr>
+                <w:rFonts w:ascii="Times New Roman" w:hAnsi="Times New Roman" w:eastAsia="宋体"/>
+                <w:b w:val="0"/>
+                <w:i w:val="0"/>
+                <w:sz w:val="21"/>
+              </w:rPr>
+              <w:t>9</w:t>
+            </w:r>
+          </w:p>
+        </w:tc>
+      </w:tr>
+    </w:tbl>
+    <w:p/>
+    <w:p>
+      <w:pPr>
+        <w:spacing w:line="336" w:lineRule="auto"/>
+        <w:ind w:firstLine="480"/>
+      </w:pPr>
+      <w:r>
+        <w:rPr>
+          <w:rFonts w:ascii="Times New Roman" w:hAnsi="Times New Roman" w:eastAsia="宋体"/>
+          <w:b w:val="0"/>
+          <w:i w:val="0"/>
+          <w:sz w:val="24"/>
+        </w:rPr>
+        <w:t>Convergence: the ordering alibi &lt; rand &lt; t5rel &lt; e5pp &lt; c2 &lt; c4 &lt; c3 &lt; grid &lt; rope</w:t>
+      </w:r>
+    </w:p>
+    <w:p>
+      <w:pPr>
+        <w:spacing w:line="336" w:lineRule="auto"/>
+        <w:ind w:firstLine="480"/>
+      </w:pPr>
+      <w:r>
+        <w:rPr>
+          <w:rFonts w:ascii="Times New Roman" w:hAnsi="Times New Roman" w:eastAsia="宋体"/>
+          <w:b w:val="0"/>
+          <w:i w:val="0"/>
+          <w:sz w:val="24"/>
+        </w:rPr>
+        <w:t>replicates at every stage n=3 → 5 → 10 with no transpositions; the 5 new seeds</w:t>
+      </w:r>
+    </w:p>
+    <w:p>
+      <w:pPr>
+        <w:spacing w:line="336" w:lineRule="auto"/>
+        <w:ind w:firstLine="480"/>
+      </w:pPr>
+      <w:r>
+        <w:rPr>
+          <w:rFonts w:ascii="Times New Roman" w:hAnsi="Times New Roman" w:eastAsia="宋体"/>
+          <w:b w:val="0"/>
+          <w:i w:val="0"/>
+          <w:sz w:val="24"/>
+        </w:rPr>
+        <w:t>differ from the original 5 by ≤0.8 in mean with no directional drift. Welch t,</w:t>
+      </w:r>
+    </w:p>
+    <w:p>
+      <w:pPr>
+        <w:spacing w:line="336" w:lineRule="auto"/>
+        <w:ind w:firstLine="480"/>
+      </w:pPr>
+      <w:r>
+        <w:rPr>
+          <w:rFonts w:ascii="Times New Roman" w:hAnsi="Times New Roman" w:eastAsia="宋体"/>
+          <w:b w:val="0"/>
+          <w:i w:val="0"/>
+          <w:sz w:val="24"/>
+        </w:rPr>
+        <w:t>Cohen's d and Holm-corrected values are provided in the artifact.</w:t>
       </w:r>
     </w:p>
     <w:p>

--- a/papers/论文B正式版-PhaseCompleteLadders-TACL-20260823.docx
+++ b/papers/论文B正式版-PhaseCompleteLadders-TACL-20260823.docx
@@ -15121,7 +15121,61 @@
           <w:i w:val="0"/>
           <w:sz w:val="24"/>
         </w:rPr>
-        <w:t>但变量已被命名、仪器已就位、边界已被明确指出。</w:t>
+        <w:t xml:space="preserve">但变量已被命名、仪器已就位、边界已被明确指出。 </w:t>
+      </w:r>
+      <w:r>
+        <w:rPr>
+          <w:rFonts w:ascii="Times New Roman" w:hAnsi="Times New Roman" w:eastAsia="宋体"/>
+          <w:b/>
+          <w:i w:val="0"/>
+          <w:sz w:val="24"/>
+        </w:rPr>
+        <w:t>四原子分层证书定理侧（CS-15，`probe_c4_four_atom_cr.v`，2026-08-30，纯构造性轨道：ConstructiveReals 接口、Set 层组合、零经典公理、5 段审计全 Closed、提取物 `c4_four_atom_cr.ml` 经 DkMLNative ocamlc 编译通过）</w:t>
+      </w:r>
+      <w:r>
+        <w:rPr>
+          <w:rFonts w:ascii="Times New Roman" w:hAnsi="Times New Roman" w:eastAsia="宋体"/>
+          <w:b w:val="0"/>
+          <w:i w:val="0"/>
+          <w:sz w:val="24"/>
+        </w:rPr>
+        <w:t>："第 4 原子 213 未覆盖"由此转化为分层正面贡献——层 1（全族 4 原子）双侧能量稳定：|‖Σ_{j≤3} c_j·u_j‖² − Σc_j²| ≤ μ₄·4·Σc_j²（</w:t>
+      </w:r>
+      <w:r>
+        <w:rPr>
+          <w:rFonts w:ascii="Consolas" w:hAnsi="Consolas" w:eastAsia="等线"/>
+          <w:b w:val="0"/>
+          <w:i w:val="0"/>
+          <w:sz w:val="22"/>
+        </w:rPr>
+        <w:t>c4_four_atom_energy_stability</w:t>
+      </w:r>
+      <w:r>
+        <w:rPr>
+          <w:rFonts w:ascii="Times New Roman" w:hAnsi="Times New Roman" w:eastAsia="宋体"/>
+          <w:b w:val="0"/>
+          <w:i w:val="0"/>
+          <w:sz w:val="24"/>
+        </w:rPr>
+        <w:t>，CRrip_bound_k M=3 实例化，能量稳定不要求 μ(M+1)&lt;1）；层 2（Q 层窗口判定）：μ₄·4 = 45156/33920 &gt; 1（全族唯一性窗口关闭，精确障碍）而 μ₄·3 = 33867/33920 &lt; 1（3 原子子族窗口开启）——同一常数 μ₄ = 11289/33920 的两个方向判定（</w:t>
+      </w:r>
+      <w:r>
+        <w:rPr>
+          <w:rFonts w:ascii="Consolas" w:hAnsi="Consolas" w:eastAsia="等线"/>
+          <w:b w:val="0"/>
+          <w:i w:val="0"/>
+          <w:sz w:val="22"/>
+        </w:rPr>
+        <w:t>c4_four_atom_layered_certificate</w:t>
+      </w:r>
+      <w:r>
+        <w:rPr>
+          <w:rFonts w:ascii="Times New Roman" w:hAnsi="Times New Roman" w:eastAsia="宋体"/>
+          <w:b w:val="0"/>
+          <w:i w:val="0"/>
+          <w:sz w:val="24"/>
+        </w:rPr>
+        <w:t xml:space="preserve"> 合成）。</w:t>
       </w:r>
     </w:p>
     <w:p>

--- a/papers/论文B正式版-PhaseCompleteLadders-TACL-20260823.docx
+++ b/papers/论文B正式版-PhaseCompleteLadders-TACL-20260823.docx
@@ -15175,7 +15175,97 @@
           <w:i w:val="0"/>
           <w:sz w:val="24"/>
         </w:rPr>
-        <w:t xml:space="preserve"> 合成）。</w:t>
+        <w:t xml:space="preserve"> 合成）。 </w:t>
+      </w:r>
+      <w:r>
+        <w:rPr>
+          <w:rFonts w:ascii="Times New Roman" w:hAnsi="Times New Roman" w:eastAsia="宋体"/>
+          <w:b/>
+          <w:i w:val="0"/>
+          <w:sz w:val="24"/>
+        </w:rPr>
+        <w:t>安全域镜像一致性定理侧（CS-16，`probe_safe_domain.v`，2026-08-30，纯构造性轨道：nat/Z 层、Set 层可计算 Fixpoint、零经典公理、4 段审计全 Closed、提取物 `safe_domain.ml` 经 DkMLNative ocamlc 编译通过）</w:t>
+      </w:r>
+      <w:r>
+        <w:rPr>
+          <w:rFonts w:ascii="Times New Roman" w:hAnsi="Times New Roman" w:eastAsia="宋体"/>
+          <w:b w:val="0"/>
+          <w:i w:val="0"/>
+          <w:sz w:val="24"/>
+        </w:rPr>
+        <w:t>：反射检查器提取的 63-bit int 镜像与 Coq 语义的一致性由此从经验性 FFI 交叉校验升级为定理保证——乘积上界递推（</w:t>
+      </w:r>
+      <w:r>
+        <w:rPr>
+          <w:rFonts w:ascii="Consolas" w:hAnsi="Consolas" w:eastAsia="等线"/>
+          <w:b w:val="0"/>
+          <w:i w:val="0"/>
+          <w:sz w:val="22"/>
+        </w:rPr>
+        <w:t>zprod_bounded</w:t>
+      </w:r>
+      <w:r>
+        <w:rPr>
+          <w:rFonts w:ascii="Times New Roman" w:hAnsi="Times New Roman" w:eastAsia="宋体"/>
+          <w:b w:val="0"/>
+          <w:i w:val="0"/>
+          <w:sz w:val="24"/>
+        </w:rPr>
+        <w:t>：全因子 0 &lt; d ≤ D ⟹ 0 &lt; zprod l ≤ D^length l，非平凡归纳核）判定 C=4 分母链 [400; 2080; 3500; 20800; 33920] 落在安全域内：连乘 = 2054520832000000000 &lt; 2^63（</w:t>
+      </w:r>
+      <w:r>
+        <w:rPr>
+          <w:rFonts w:ascii="Consolas" w:hAnsi="Consolas" w:eastAsia="等线"/>
+          <w:b w:val="0"/>
+          <w:i w:val="0"/>
+          <w:sz w:val="22"/>
+        </w:rPr>
+        <w:t>c4_safe_domain</w:t>
+      </w:r>
+      <w:r>
+        <w:rPr>
+          <w:rFonts w:ascii="Times New Roman" w:hAnsi="Times New Roman" w:eastAsia="宋体"/>
+          <w:b w:val="0"/>
+          <w:i w:val="0"/>
+          <w:sz w:val="24"/>
+        </w:rPr>
+        <w:t>），溢出自由蕴含 mod-2^63 镜像与精确语义一致（</w:t>
+      </w:r>
+      <w:r>
+        <w:rPr>
+          <w:rFonts w:ascii="Consolas" w:hAnsi="Consolas" w:eastAsia="等线"/>
+          <w:b w:val="0"/>
+          <w:i w:val="0"/>
+          <w:sz w:val="22"/>
+        </w:rPr>
+        <w:t>no_overflow_consistent</w:t>
+      </w:r>
+      <w:r>
+        <w:rPr>
+          <w:rFonts w:ascii="Times New Roman" w:hAnsi="Times New Roman" w:eastAsia="宋体"/>
+          <w:b w:val="0"/>
+          <w:i w:val="0"/>
+          <w:sz w:val="24"/>
+        </w:rPr>
+        <w:t xml:space="preserve">：0 ≤ p &lt; 2^63 ⟹ p mod 2^63 = p），安全域成员资格由可提取 bool 判定 </w:t>
+      </w:r>
+      <w:r>
+        <w:rPr>
+          <w:rFonts w:ascii="Consolas" w:hAnsi="Consolas" w:eastAsia="等线"/>
+          <w:b w:val="0"/>
+          <w:i w:val="0"/>
+          <w:sz w:val="22"/>
+        </w:rPr>
+        <w:t>safe_domain_bool</w:t>
+      </w:r>
+      <w:r>
+        <w:rPr>
+          <w:rFonts w:ascii="Times New Roman" w:hAnsi="Times New Roman" w:eastAsia="宋体"/>
+          <w:b w:val="0"/>
+          <w:i w:val="0"/>
+          <w:sz w:val="24"/>
+        </w:rPr>
+        <w:t xml:space="preserve"> 运行时可判定——评审 A1"运行时检查器 int 镜像信任鸿沟"在判定链输入落于安全域时闭合。</w:t>
       </w:r>
     </w:p>
     <w:p>

--- a/papers/论文B正式版-PhaseCompleteLadders-TACL-20260823.docx
+++ b/papers/论文B正式版-PhaseCompleteLadders-TACL-20260823.docx
@@ -15265,7 +15265,43 @@
           <w:i w:val="0"/>
           <w:sz w:val="24"/>
         </w:rPr>
-        <w:t xml:space="preserve"> 运行时可判定——评审 A1"运行时检查器 int 镜像信任鸿沟"在判定链输入落于安全域时闭合。</w:t>
+        <w:t xml:space="preserve"> 运行时可判定——评审 A1"运行时检查器 int 镜像信任鸿沟"在判定链输入落于安全域时闭合。 </w:t>
+      </w:r>
+      <w:r>
+        <w:rPr>
+          <w:rFonts w:ascii="Times New Roman" w:hAnsi="Times New Roman" w:eastAsia="宋体"/>
+          <w:b/>
+          <w:i w:val="0"/>
+          <w:sz w:val="24"/>
+        </w:rPr>
+        <w:t>分级证书检查器定理侧（CS-17，`probe_frame_check_graduated.v`，2026-08-30，经典 R 轨道：零 Admitted、审计脚印与主线 165 审计基线同源（classic 零出现）、提取物 `frame_check_graduated.ml` 经 DkMLNative ocamlc 编译通过）</w:t>
+      </w:r>
+      <w:r>
+        <w:rPr>
+          <w:rFonts w:ascii="Times New Roman" w:hAnsi="Times New Roman" w:eastAsia="宋体"/>
+          <w:b w:val="0"/>
+          <w:i w:val="0"/>
+          <w:sz w:val="24"/>
+        </w:rPr>
+        <w:t xml:space="preserve">：反射检查器的方法论由此从二元判定升级为分层服务——四级证书 L1_tight（二元检查器全过 ⟹ Gershgorin 框架界 [1/5, 9/5]·S）、L2_composite（结构有效且逐对相干界 δ_ij ≤ 1 ⟹ 复合能量界 (S−coh, S+coh)，七带冠军证书由手工组装变自动输出）、L3_energy_only（黑洞对 ⟹ 仅上半能量界）、L4_rejected（结构无效），配健全性定理 </w:t>
+      </w:r>
+      <w:r>
+        <w:rPr>
+          <w:rFonts w:ascii="Consolas" w:hAnsi="Consolas" w:eastAsia="等线"/>
+          <w:b w:val="0"/>
+          <w:i w:val="0"/>
+          <w:sz w:val="22"/>
+        </w:rPr>
+        <w:t>frame_check_graduated_sound</w:t>
+      </w:r>
+      <w:r>
+        <w:rPr>
+          <w:rFonts w:ascii="Times New Roman" w:hAnsi="Times New Roman" w:eastAsia="宋体"/>
+          <w:b w:val="0"/>
+          <w:i w:val="0"/>
+          <w:sz w:val="24"/>
+        </w:rPr>
+        <w:t>（级 ⟹ 承诺）；计算验证覆盖四级分布——[3,13]→L1、[3,7,15]→L2（评审 G-5"误拒"类近带阶梯由拒绝变降级服务）、[2,3]→L3、乱序/空→L4。</w:t>
       </w:r>
     </w:p>
     <w:p>

--- a/papers/论文B正式版-PhaseCompleteLadders-TACL-20260823.docx
+++ b/papers/论文B正式版-PhaseCompleteLadders-TACL-20260823.docx
@@ -15301,7 +15301,115 @@
           <w:i w:val="0"/>
           <w:sz w:val="24"/>
         </w:rPr>
-        <w:t>（级 ⟹ 承诺）；计算验证覆盖四级分布——[3,13]→L1、[3,7,15]→L2（评审 G-5"误拒"类近带阶梯由拒绝变降级服务）、[2,3]→L3、乱序/空→L4。</w:t>
+        <w:t xml:space="preserve">（级 ⟹ 承诺）；计算验证覆盖四级分布——[3,13]→L1、[3,7,15]→L2（评审 G-5"误拒"类近带阶梯由拒绝变降级服务）、[2,3]→L3、乱序/空→L4。 </w:t>
+      </w:r>
+      <w:r>
+        <w:rPr>
+          <w:rFonts w:ascii="Times New Roman" w:hAnsi="Times New Roman" w:eastAsia="宋体"/>
+          <w:b/>
+          <w:i w:val="0"/>
+          <w:sz w:val="24"/>
+        </w:rPr>
+        <w:t>A-B 桥梁桥墩定理侧（CS-18，`probe_ab_bridge_pier.v`，2026-08-30，经典 R 轨道：零 Admitted、审计脚印与主线 165 审计基线同源、classic 零出现；R 层定理不可提取，如实注明）</w:t>
+      </w:r>
+      <w:r>
+        <w:rPr>
+          <w:rFonts w:ascii="Times New Roman" w:hAnsi="Times New Roman" w:eastAsia="宋体"/>
+          <w:b w:val="0"/>
+          <w:i w:val="0"/>
+          <w:sz w:val="24"/>
+        </w:rPr>
+        <w:t xml:space="preserve">：论文 A 证书（基表示层）与端到端性能（PPL 实证）的衔接由此获得第一个机器检查的中间桥墩——psi 核 </w:t>
+      </w:r>
+      <w:r>
+        <w:rPr>
+          <w:rFonts w:ascii="Consolas" w:hAnsi="Consolas" w:eastAsia="等线"/>
+          <w:b w:val="0"/>
+          <w:i w:val="0"/>
+          <w:sz w:val="22"/>
+        </w:rPr>
+        <w:t>psi_kernel n m k := re (psi n k *c Cconj (psi m k))</w:t>
+      </w:r>
+      <w:r>
+        <w:rPr>
+          <w:rFonts w:ascii="Times New Roman" w:hAnsi="Times New Roman" w:eastAsia="宋体"/>
+          <w:b w:val="0"/>
+          <w:i w:val="0"/>
+          <w:sz w:val="24"/>
+        </w:rPr>
+        <w:t xml:space="preserve"> 的相邻位漂移界 </w:t>
+      </w:r>
+      <w:r>
+        <w:rPr>
+          <w:rFonts w:ascii="Consolas" w:hAnsi="Consolas" w:eastAsia="等线"/>
+          <w:b w:val="0"/>
+          <w:i w:val="0"/>
+          <w:sz w:val="22"/>
+        </w:rPr>
+        <w:t>psi_kernel_drift_bound</w:t>
+      </w:r>
+      <w:r>
+        <w:rPr>
+          <w:rFonts w:ascii="Times New Roman" w:hAnsi="Times New Roman" w:eastAsia="宋体"/>
+          <w:b w:val="0"/>
+          <w:i w:val="0"/>
+          <w:sz w:val="24"/>
+        </w:rPr>
+        <w:t xml:space="preserve">：|psi_kernel n m k − psi_kernel n m (S k)| ≤ 2/(√n·√m)；截断 TVD 桥 </w:t>
+      </w:r>
+      <w:r>
+        <w:rPr>
+          <w:rFonts w:ascii="Consolas" w:hAnsi="Consolas" w:eastAsia="等线"/>
+          <w:b w:val="0"/>
+          <w:i w:val="0"/>
+          <w:sz w:val="22"/>
+        </w:rPr>
+        <w:t>psi_attention_tvd_trunc</w:t>
+      </w:r>
+      <w:r>
+        <w:rPr>
+          <w:rFonts w:ascii="Times New Roman" w:hAnsi="Times New Roman" w:eastAsia="宋体"/>
+          <w:b w:val="0"/>
+          <w:i w:val="0"/>
+          <w:sz w:val="24"/>
+        </w:rPr>
+        <w:t xml:space="preserve">：基核求和窗口从 W 截至 W' 时 |K i j − K' i j| ≤ INR(W−W')·(1/2)（带 ≥2 一致化），实例化 </w:t>
+      </w:r>
+      <w:r>
+        <w:rPr>
+          <w:rFonts w:ascii="Consolas" w:hAnsi="Consolas" w:eastAsia="等线"/>
+          <w:b w:val="0"/>
+          <w:i w:val="0"/>
+          <w:sz w:val="22"/>
+        </w:rPr>
+        <w:t>kernel_drift_controls_attention</w:t>
+      </w:r>
+      <w:r>
+        <w:rPr>
+          <w:rFonts w:ascii="Times New Roman" w:hAnsi="Times New Roman" w:eastAsia="宋体"/>
+          <w:b w:val="0"/>
+          <w:i w:val="0"/>
+          <w:sz w:val="24"/>
+        </w:rPr>
+        <w:t xml:space="preserve">（核漂移 dc ⟹ softmax TVD ≤ exp(2·dc·dd) − 1）得 </w:t>
+      </w:r>
+      <w:r>
+        <w:rPr>
+          <w:rFonts w:ascii="Times New Roman" w:hAnsi="Times New Roman" w:eastAsia="宋体"/>
+          <w:b/>
+          <w:i w:val="0"/>
+          <w:sz w:val="24"/>
+        </w:rPr>
+        <w:t>TVD ≤ exp(2·(INR(W−W')·(1/2))·dd) − 1</w:t>
+      </w:r>
+      <w:r>
+        <w:rPr>
+          <w:rFonts w:ascii="Times New Roman" w:hAnsi="Times New Roman" w:eastAsia="宋体"/>
+          <w:b w:val="0"/>
+          <w:i w:val="0"/>
+          <w:sz w:val="24"/>
+        </w:rPr>
+        <w:t>（dd = Σ|c_j|）——桥墩已建、桥面（端到端 PPL 影响量化）如实仍为实证轨道。</w:t>
       </w:r>
     </w:p>
     <w:p>

--- a/papers/论文B正式版-PhaseCompleteLadders-TACL-20260823.docx
+++ b/papers/论文B正式版-PhaseCompleteLadders-TACL-20260823.docx
@@ -15409,7 +15409,7 @@
           <w:i w:val="0"/>
           <w:sz w:val="24"/>
         </w:rPr>
-        <w:t>（dd = Σ|c_j|）——桥墩已建、桥面（端到端 PPL 影响量化）如实仍为实证轨道。</w:t>
+        <w:t>（dd = Σ|c_j|）——桥墩已建、桥面（端到端 PPL 影响量化）如实仍为实证轨道。——证书与性能的张力如实记录：证书⟹̸性能（C=4 有证书 12.75 / rand 零证书实证最优 / grid 证书最干净却外推崩溃 25.66），证书的价值在可审计的表示稳定性保证，独立于性能指标的决策依据（论文 A 结论张力宣言同步）。</w:t>
       </w:r>
     </w:p>
     <w:p>

--- a/papers/论文B正式版-PhaseCompleteLadders-TACL-20260823.docx
+++ b/papers/论文B正式版-PhaseCompleteLadders-TACL-20260823.docx
@@ -29,7 +29,37 @@
           <w:color w:val="444444"/>
           <w:sz w:val="21"/>
         </w:rPr>
-        <w:t>正式版（对齐当前代码基态）。来源：论文 B 草稿清洗（删除会话/评审/版本内部注记），</w:t>
+        <w:t>正式版（对齐当前代码基态）。</w:t>
+      </w:r>
+    </w:p>
+    <w:p>
+      <w:pPr>
+        <w:ind w:left="432"/>
+      </w:pPr>
+      <w:r>
+        <w:rPr>
+          <w:rFonts w:ascii="Times New Roman" w:hAnsi="Times New Roman" w:eastAsia="宋体"/>
+          <w:b w:val="0"/>
+          <w:i/>
+          <w:color w:val="444444"/>
+          <w:sz w:val="21"/>
+        </w:rPr>
+        <w:t>作者：王宝军、夏挽岚（通讯作者，xiawanlan33@163.com）、祖光照、周志农、高雪峰</w:t>
+      </w:r>
+    </w:p>
+    <w:p>
+      <w:pPr>
+        <w:spacing w:line="336" w:lineRule="auto"/>
+        <w:ind w:firstLine="480"/>
+      </w:pPr>
+      <w:r>
+        <w:rPr>
+          <w:rFonts w:ascii="Times New Roman" w:hAnsi="Times New Roman" w:eastAsia="宋体"/>
+          <w:b w:val="0"/>
+          <w:i w:val="0"/>
+          <w:sz w:val="24"/>
+        </w:rPr>
+        <w:t>来源：论文 B 草稿清洗（删除会话/评审/版本内部注记），</w:t>
       </w:r>
     </w:p>
     <w:p>
@@ -6228,7 +6258,7 @@
           <w:i w:val="0"/>
           <w:sz w:val="24"/>
         </w:rPr>
-        <w:t>非「无任何经典原则」；公理脚印仅 sig_not_dec + sig_forall_dec + fext，Dedekind 实数</w:t>
+        <w:t>非「无任何经典原则」；公理依赖仅 sig_not_dec + sig_forall_dec + fext，Dedekind 实数</w:t>
       </w:r>
     </w:p>
     <w:p>
@@ -15274,7 +15304,7 @@
           <w:i w:val="0"/>
           <w:sz w:val="24"/>
         </w:rPr>
-        <w:t>分级证书检查器定理侧（CS-17，`probe_frame_check_graduated.v`，2026-08-30，经典 R 轨道：零 Admitted、审计脚印与主线 165 审计基线同源（classic 零出现）、提取物 `frame_check_graduated.ml` 经 DkMLNative ocamlc 编译通过）</w:t>
+        <w:t>分级证书检查器定理侧（CS-17，`probe_frame_check_graduated.v`，2026-08-30，经典 R 轨道：零 Admitted、公理依赖与主线 165 项审计一致（classic 零出现）、提取物 `frame_check_graduated.ml` 经 DkMLNative ocamlc 编译通过）</w:t>
       </w:r>
       <w:r>
         <w:rPr>
@@ -15310,7 +15340,7 @@
           <w:i w:val="0"/>
           <w:sz w:val="24"/>
         </w:rPr>
-        <w:t>A-B 桥梁桥墩定理侧（CS-18，`probe_ab_bridge_pier.v`，2026-08-30，经典 R 轨道：零 Admitted、审计脚印与主线 165 审计基线同源、classic 零出现；R 层定理不可提取，如实注明）</w:t>
+        <w:t>A-B 桥梁桥墩定理侧（CS-18，`probe_ab_bridge_pier.v`，2026-08-30，经典 R 轨道：零 Admitted、公理依赖与主线 165 项审计一致、classic 零出现；R 层定理不可提取，如实注明）</w:t>
       </w:r>
       <w:r>
         <w:rPr>

--- a/papers/论文B正式版-PhaseCompleteLadders-TACL-20260823.docx
+++ b/papers/论文B正式版-PhaseCompleteLadders-TACL-20260823.docx
@@ -4401,7 +4401,7 @@
           <w:i w:val="0"/>
           <w:sz w:val="24"/>
         </w:rPr>
-        <w:t>（37.87）——测试时修复不是免费午餐，NTK 是唯一有效形态。</w:t>
+        <w:t>（37.87）——测试时修复不是无无免费午餐定理定理，NTK 是唯一有效形态。</w:t>
       </w:r>
     </w:p>
     <w:p>
@@ -5144,7 +5144,7 @@
           <w:i w:val="0"/>
           <w:sz w:val="24"/>
         </w:rPr>
-        <w:t>界、μ 不变——排除崩溃风险）。</w:t>
+        <w:t>界、μ 不变——排除严重退化风险）。</w:t>
       </w:r>
     </w:p>
     <w:p>
@@ -5319,7 +5319,7 @@
           <w:i w:val="0"/>
           <w:sz w:val="24"/>
         </w:rPr>
-        <w:t>~~ → 绝对编码崩溃（分布内 5 → 8× 34）。</w:t>
+        <w:t>~~ → 绝对编码性能严重退化（分布内 5 → 8× 34）。</w:t>
       </w:r>
     </w:p>
     <w:p>
@@ -7138,7 +7138,7 @@
                 <w:i w:val="0"/>
                 <w:sz w:val="21"/>
               </w:rPr>
-              <w:t>可给 μ=0 精确正交证书，但外推崩溃——μ=0 正交证书以外推性能为代价</w:t>
+              <w:t>可给 μ=0 精确正交证书，但外推性能严重退化——μ=0 正交证书以外推性能为代价</w:t>
             </w:r>
           </w:p>
         </w:tc>
@@ -15439,7 +15439,7 @@
           <w:i w:val="0"/>
           <w:sz w:val="24"/>
         </w:rPr>
-        <w:t>（dd = Σ|c_j|）——桥墩已建、桥面（端到端 PPL 影响量化）如实仍为实证轨道。——证书与性能的张力如实记录：证书⟹̸性能（C=4 有证书 12.75 / rand 零证书实证最优 / grid 证书最干净却外推崩溃 25.66），证书的价值在可审计的表示稳定性保证，独立于性能指标的决策依据（论文 A 结论张力宣言同步）。</w:t>
+        <w:t>（dd = Σ|c_j|）——桥墩已建、桥面（端到端 PPL 影响量化）如实仍为实证轨道。——证书与性能的张力如实记录：证书⟹̸性能（C=4 有证书 12.75 / rand 零证书实证最优 / grid 证书最干净却外推性能严重退化 25.66），证书的价值在可审计的表示稳定性保证，独立于性能指标的决策依据（论文 A 结论张力声明同步）。</w:t>
       </w:r>
     </w:p>
     <w:p>

--- a/papers/论文B正式版-PhaseCompleteLadders-TACL-20260823.docx
+++ b/papers/论文B正式版-PhaseCompleteLadders-TACL-20260823.docx
@@ -74,7 +74,7 @@
           <w:color w:val="444444"/>
           <w:sz w:val="21"/>
         </w:rPr>
-        <w:t xml:space="preserve">实验数据不变；配套论文 A（Coq 形式化）代码状态按 当前基态（合并版 </w:t>
+        <w:t xml:space="preserve">实验数据不变；配套论文 A（Coq 形式化）代码状态按当前基态（合并版 </w:t>
       </w:r>
       <w:r>
         <w:rPr>
@@ -94,7 +94,7 @@
           <w:color w:val="444444"/>
           <w:sz w:val="21"/>
         </w:rPr>
-        <w:t>，87632 行 / 57 顶层 Module = 55 模块分区，</w:t>
+        <w:t>，93953 行 / 67 模块分区，</w:t>
       </w:r>
     </w:p>
     <w:p>
@@ -6660,7 +6660,7 @@
           <w:i w:val="0"/>
           <w:sz w:val="24"/>
         </w:rPr>
-        <w:t>（87632 行，</w:t>
+        <w:t>（93953 行，</w:t>
       </w:r>
     </w:p>
     <w:p>
@@ -6675,7 +6675,7 @@
           <w:i w:val="0"/>
           <w:sz w:val="24"/>
         </w:rPr>
-        <w:t>57 顶层 Module = 55 模块分区，合并编译 MERGE_EXIT=0）——本证书链依赖的 parseval/partial/pairbound/rowsum/</w:t>
+        <w:t>67 模块分区，合并编译 MERGE_EXIT=0）——本证书链依赖的 parseval/partial/pairbound/rowsum/</w:t>
       </w:r>
     </w:p>
     <w:p>
@@ -15439,7 +15439,79 @@
           <w:i w:val="0"/>
           <w:sz w:val="24"/>
         </w:rPr>
-        <w:t>（dd = Σ|c_j|）——桥墩已建、桥面（端到端 PPL 影响量化）如实仍为实证轨道。——证书与性能的张力如实记录：证书⟹̸性能（C=4 有证书 12.75 / rand 零证书实证最优 / grid 证书最干净却外推性能严重退化 25.66），证书的价值在可审计的表示稳定性保证，独立于性能指标的决策依据（论文 A 结论张力声明同步）。</w:t>
+        <w:t xml:space="preserve">（dd = Σ|c_j|）——桥墩已建、桥面（端到端 PPL 影响量化）如实仍为实证轨道。——证书与性能的张力如实记录：证书⟹̸性能（C=4 有证书 12.75 / rand 零证书实证最优 / grid 证书最干净却外推性能严重退化 25.66），证书的价值在可审计的表示稳定性保证，独立于性能指标的决策依据（论文 A 结论张力声明同步）。 </w:t>
+      </w:r>
+      <w:r>
+        <w:rPr>
+          <w:rFonts w:ascii="Times New Roman" w:hAnsi="Times New Roman" w:eastAsia="宋体"/>
+          <w:b/>
+          <w:i w:val="0"/>
+          <w:sz w:val="24"/>
+        </w:rPr>
+        <w:t>Welch 下界定理侧（G-7，`probe_g7_welch_cr.v`，2026-08-31，纯构造性轨道：ConstructiveReals 接口、零经典公理、六段审计全 Closed、提取物 `g7_welch_cr.ml` 经 DkMLNative ocamlc 编译通过）</w:t>
+      </w:r>
+      <w:r>
+        <w:rPr>
+          <w:rFonts w:ascii="Times New Roman" w:hAnsi="Times New Roman" w:eastAsia="宋体"/>
+          <w:b w:val="0"/>
+          <w:i w:val="0"/>
+          <w:sz w:val="24"/>
+        </w:rPr>
+        <w:t xml:space="preserve">：G-8 相图合成（字典最优性 ⟹ 恢复保证）的 Welch 前提由抽象前提升级为已证定理——Frobenius 范数与 Cauchy–Schwarz 不等式路线（避免特征值论证）证明 Welch 下界平方形态 </w:t>
+      </w:r>
+      <w:r>
+        <w:rPr>
+          <w:rFonts w:ascii="Consolas" w:hAnsi="Consolas" w:eastAsia="等线"/>
+          <w:b w:val="0"/>
+          <w:i w:val="0"/>
+          <w:sz w:val="22"/>
+        </w:rPr>
+        <w:t>(INR M − INR N) ≤ INR N·INR(M−1)·μ²</w:t>
+      </w:r>
+      <w:r>
+        <w:rPr>
+          <w:rFonts w:ascii="Times New Roman" w:hAnsi="Times New Roman" w:eastAsia="宋体"/>
+          <w:b w:val="0"/>
+          <w:i w:val="0"/>
+          <w:sz w:val="24"/>
+        </w:rPr>
+        <w:t>（</w:t>
+      </w:r>
+      <w:r>
+        <w:rPr>
+          <w:rFonts w:ascii="Consolas" w:hAnsi="Consolas" w:eastAsia="等线"/>
+          <w:b w:val="0"/>
+          <w:i w:val="0"/>
+          <w:sz w:val="22"/>
+        </w:rPr>
+        <w:t>g7_welch_lower</w:t>
+      </w:r>
+      <w:r>
+        <w:rPr>
+          <w:rFonts w:ascii="Times New Roman" w:hAnsi="Times New Roman" w:eastAsia="宋体"/>
+          <w:b w:val="0"/>
+          <w:i w:val="0"/>
+          <w:sz w:val="24"/>
+        </w:rPr>
+        <w:t xml:space="preserve">，14 Qed，与 G-8 前提签名逐字一致；已并入合并版 </w:t>
+      </w:r>
+      <w:r>
+        <w:rPr>
+          <w:rFonts w:ascii="Consolas" w:hAnsi="Consolas" w:eastAsia="等线"/>
+          <w:b w:val="0"/>
+          <w:i w:val="0"/>
+          <w:sz w:val="22"/>
+        </w:rPr>
+        <w:t>ca_merged_full_25_m2.v</w:t>
+      </w:r>
+      <w:r>
+        <w:rPr>
+          <w:rFonts w:ascii="Times New Roman" w:hAnsi="Times New Roman" w:eastAsia="宋体"/>
+          <w:b w:val="0"/>
+          <w:i w:val="0"/>
+          <w:sz w:val="24"/>
+        </w:rPr>
+        <w:t>，92506 行 68 模块分区，本地 2.5 全量编译 EXIT=0；实原子版衔接 G-8 抽象相干上界，复原子版列为后续工作）——字典设计最优性（Welch 下界）与恢复保证（唯一性窗口）的相图两端均为机器检查定理。</w:t>
       </w:r>
     </w:p>
     <w:p>
@@ -16230,7 +16302,7 @@
                 <w:i w:val="0"/>
                 <w:sz w:val="21"/>
               </w:rPr>
-              <w:t>src\ca_merged_full_25.v（87632 行，57 顶层 Module = 55 模块分区，20 探针并入）</w:t>
+              <w:t>src\ca_merged_full_25.v（93953 行，67 模块分区，20 探针并入）</w:t>
             </w:r>
           </w:p>
         </w:tc>

--- a/papers/论文B正式版-PhaseCompleteLadders-TACL-20260823.docx
+++ b/papers/论文B正式版-PhaseCompleteLadders-TACL-20260823.docx
@@ -102,7 +102,7 @@
         <w:rPr>
           <w:rFonts w:hint="eastAsia"/>
         </w:rPr>
-        <w:t xml:space="preserve">（95810</w:t>
+        <w:t xml:space="preserve">（95848</w:t>
       </w:r>
       <w:r>
         <w:t xml:space="preserve"> </w:t>
@@ -156,16 +156,16 @@
         <w:rPr>
           <w:rFonts w:hint="eastAsia"/>
         </w:rPr>
-        <w:t xml:space="preserve">追加批次，七分区独立编译</w:t>
-      </w:r>
-      <w:r>
-        <w:t xml:space="preserve"> </w:t>
-      </w:r>
-      <w:r>
-        <w:rPr>
-          <w:rFonts w:hint="eastAsia"/>
-        </w:rPr>
-        <w:t xml:space="preserve">EXIT=0；基线</w:t>
+        <w:t xml:space="preserve">追加批次，合并全量编译</w:t>
+      </w:r>
+      <w:r>
+        <w:t xml:space="preserve"> </w:t>
+      </w:r>
+      <w:r>
+        <w:rPr>
+          <w:rFonts w:hint="eastAsia"/>
+        </w:rPr>
+        <w:t xml:space="preserve">EXIT=0（9.1，run6）；基线</w:t>
       </w:r>
       <w:r>
         <w:t xml:space="preserve"> run20 2.5 </w:t>
@@ -8701,7 +8701,7 @@
         <w:rPr>
           <w:rFonts w:hint="eastAsia"/>
         </w:rPr>
-        <w:t xml:space="preserve">（95810</w:t>
+        <w:t xml:space="preserve">（95848</w:t>
       </w:r>
       <w:r>
         <w:t xml:space="preserve"> </w:t>
@@ -20633,7 +20633,7 @@
               <w:rPr>
                 <w:rFonts w:hint="eastAsia"/>
               </w:rPr>
-              <w:t xml:space="preserve">src\ca_merged_full_25_m2.v（95810</w:t>
+              <w:t xml:space="preserve">src\ca_merged_full_25_m2.v（95848</w:t>
             </w:r>
             <w:r>
               <w:t xml:space="preserve"> </w:t>
@@ -20677,16 +20677,25 @@
               <w:rPr>
                 <w:rFonts w:hint="eastAsia"/>
               </w:rPr>
-              <w:t xml:space="preserve">基线</w:t>
-            </w:r>
-            <w:r>
-              <w:t xml:space="preserve"> run20 </w:t>
+              <w:t xml:space="preserve">全量编译</w:t>
+            </w:r>
+            <w:r>
+              <w:t xml:space="preserve"> </w:t>
             </w:r>
             <w:r>
               <w:rPr>
                 <w:rFonts w:hint="eastAsia"/>
               </w:rPr>
-              <w:t xml:space="preserve">EXIT=0；追加批次分区独立绿</w:t>
+              <w:t xml:space="preserve">EXIT=0（run20</w:t>
+            </w:r>
+            <w:r>
+              <w:t xml:space="preserve"> + </w:t>
+            </w:r>
+            <w:r>
+              <w:rPr>
+                <w:rFonts w:hint="eastAsia"/>
+              </w:rPr>
+              <w:t xml:space="preserve">run6）</w:t>
             </w:r>
           </w:p>
         </w:tc>

--- a/papers/论文B正式版-PhaseCompleteLadders-TACL-20260823.docx
+++ b/papers/论文B正式版-PhaseCompleteLadders-TACL-20260823.docx
@@ -102,16 +102,16 @@
         <w:rPr>
           <w:rFonts w:hint="eastAsia"/>
         </w:rPr>
-        <w:t xml:space="preserve">（95848</w:t>
-      </w:r>
-      <w:r>
-        <w:t xml:space="preserve"> </w:t>
-      </w:r>
-      <w:r>
-        <w:rPr>
-          <w:rFonts w:hint="eastAsia"/>
-        </w:rPr>
-        <w:t xml:space="preserve">行，76</w:t>
+        <w:t xml:space="preserve">（98187</w:t>
+      </w:r>
+      <w:r>
+        <w:t xml:space="preserve"> </w:t>
+      </w:r>
+      <w:r>
+        <w:rPr>
+          <w:rFonts w:hint="eastAsia"/>
+        </w:rPr>
+        <w:t xml:space="preserve">行，77</w:t>
       </w:r>
       <w:r>
         <w:t xml:space="preserve"> </w:t>
@@ -156,6 +156,24 @@
         <w:rPr>
           <w:rFonts w:hint="eastAsia"/>
         </w:rPr>
+        <w:t xml:space="preserve">追加批次）+</w:t>
+      </w:r>
+      <w:r>
+        <w:t xml:space="preserve"> z3b </w:t>
+      </w:r>
+      <w:r>
+        <w:rPr>
+          <w:rFonts w:hint="eastAsia"/>
+        </w:rPr>
+        <w:t xml:space="preserve">批次（2026-09-02</w:t>
+      </w:r>
+      <w:r>
+        <w:t xml:space="preserve"> </w:t>
+      </w:r>
+      <w:r>
+        <w:rPr>
+          <w:rFonts w:hint="eastAsia"/>
+        </w:rPr>
         <w:t xml:space="preserve">追加批次，合并全量编译</w:t>
       </w:r>
       <w:r>
@@ -165,25 +183,61 @@
         <w:rPr>
           <w:rFonts w:hint="eastAsia"/>
         </w:rPr>
-        <w:t xml:space="preserve">EXIT=0（9.1，run6）；基线</w:t>
-      </w:r>
-      <w:r>
-        <w:t xml:space="preserve"> run20 2.5 </w:t>
-      </w:r>
-      <w:r>
-        <w:rPr>
-          <w:rFonts w:hint="eastAsia"/>
-        </w:rPr>
-        <w:t xml:space="preserve">全量</w:t>
-      </w:r>
-      <w:r>
-        <w:t xml:space="preserve"> </w:t>
-      </w:r>
-      <w:r>
-        <w:rPr>
-          <w:rFonts w:hint="eastAsia"/>
-        </w:rPr>
-        <w:t xml:space="preserve">EXIT=0）），</w:t>
+        <w:t xml:space="preserve">EXIT=0：CI</w:t>
+      </w:r>
+      <w:r>
+        <w:t xml:space="preserve"> 09de44e </w:t>
+      </w:r>
+      <w:r>
+        <w:rPr>
+          <w:rFonts w:hint="eastAsia"/>
+        </w:rPr>
+        <w:t xml:space="preserve">全局绿（Rocq</w:t>
+      </w:r>
+      <w:r>
+        <w:t xml:space="preserve"> 9.0 + mathcomp 2.6 </w:t>
+      </w:r>
+      <w:r>
+        <w:rPr>
+          <w:rFonts w:hint="eastAsia"/>
+        </w:rPr>
+        <w:t xml:space="preserve">真环境</w:t>
+      </w:r>
+      <w:r>
+        <w:t xml:space="preserve"> + </w:t>
+      </w:r>
+      <w:r>
+        <w:rPr>
+          <w:rFonts w:hint="eastAsia"/>
+        </w:rPr>
+        <w:t xml:space="preserve">coqchk）+</w:t>
+      </w:r>
+      <w:r>
+        <w:t xml:space="preserve"> </w:t>
+      </w:r>
+      <w:r>
+        <w:rPr>
+          <w:rFonts w:hint="eastAsia"/>
+        </w:rPr>
+        <w:t xml:space="preserve">本地</w:t>
+      </w:r>
+      <w:r>
+        <w:t xml:space="preserve"> 9.1 </w:t>
+      </w:r>
+      <w:r>
+        <w:rPr>
+          <w:rFonts w:hint="eastAsia"/>
+        </w:rPr>
+        <w:t xml:space="preserve">链</w:t>
+      </w:r>
+      <w:r>
+        <w:t xml:space="preserve"> </w:t>
+      </w:r>
+      <w:r>
+        <w:rPr>
+          <w:rFonts w:hint="eastAsia"/>
+        </w:rPr>
+        <w:t xml:space="preserve">run10）），</w:t>
       </w:r>
       <w:r>
         <w:t xml:space="preserve"> </w:t>
@@ -8701,7 +8755,7 @@
         <w:rPr>
           <w:rFonts w:hint="eastAsia"/>
         </w:rPr>
-        <w:t xml:space="preserve">（95848</w:t>
+        <w:t xml:space="preserve">（98187</w:t>
       </w:r>
       <w:r>
         <w:t xml:space="preserve"> </w:t>
@@ -18819,7 +18873,16 @@
         <w:rPr>
           <w:rFonts w:hint="eastAsia"/>
         </w:rPr>
-        <w:t xml:space="preserve">（76</w:t>
+        <w:t xml:space="preserve">（98187</w:t>
+      </w:r>
+      <w:r>
+        <w:t xml:space="preserve"> </w:t>
+      </w:r>
+      <w:r>
+        <w:rPr>
+          <w:rFonts w:hint="eastAsia"/>
+        </w:rPr>
+        <w:t xml:space="preserve">行，77</w:t>
       </w:r>
       <w:r>
         <w:t xml:space="preserve"> </w:t>
@@ -20633,7 +20696,7 @@
               <w:rPr>
                 <w:rFonts w:hint="eastAsia"/>
               </w:rPr>
-              <w:t xml:space="preserve">src\ca_merged_full_25_m2.v（95848</w:t>
+              <w:t xml:space="preserve">src\ca_merged_full_25_m2.v（98187</w:t>
             </w:r>
             <w:r>
               <w:t xml:space="preserve"> </w:t>
@@ -20642,7 +20705,7 @@
               <w:rPr>
                 <w:rFonts w:hint="eastAsia"/>
               </w:rPr>
-              <w:t xml:space="preserve">行，76</w:t>
+              <w:t xml:space="preserve">行，77</w:t>
             </w:r>
             <w:r>
               <w:t xml:space="preserve"> </w:t>
@@ -20660,7 +20723,7 @@
               <w:rPr>
                 <w:rFonts w:hint="eastAsia"/>
               </w:rPr>
-              <w:t xml:space="preserve">Z2b）</w:t>
+              <w:t xml:space="preserve">z3b）</w:t>
             </w:r>
           </w:p>
         </w:tc>

--- a/papers/论文B正式版-PhaseCompleteLadders-TACL-20260823.docx
+++ b/papers/论文B正式版-PhaseCompleteLadders-TACL-20260823.docx
@@ -84,7 +84,7 @@
           <w:color w:val="444444"/>
           <w:sz w:val="19"/>
         </w:rPr>
-        <w:t>ca_merged_full_25_m2.v</w:t>
+        <w:t>ca_merged_full_84_m2.v</w:t>
       </w:r>
       <w:r>
         <w:rPr>
@@ -94,7 +94,7 @@
           <w:color w:val="444444"/>
           <w:sz w:val="21"/>
         </w:rPr>
-        <w:t>（98187 行，77 模块分区，绿产物追加路线：E153 绿基线 87632 + M2/G-7/G-9 批次 + G-10/G-11/G-13/CS-21/CS-23/CS-22/Z2b 批次（2026-09-01 追加批次）+ z3b 批次（2026-09-02 追加批次，合并全量编译 EXIT=0：CI 09de44e 全局绿（Rocq 9.0 + mathcomp 2.6 真环境 + coqchk）+ 本地 9.1 链 run10）），</w:t>
+        <w:t>（102174 行，84 模块分区，绿产物追加路线：E153 绿基线 87632 + M2/G-7/G-9 批次 + G-10/G-11/G-13/CS-21/CS-23/CS-22/Z2b 批次（2026-09-01 追加批次）+ z3b 批次 + C 系列/G-12 批次（2026-09-02 追加批次，云端 CI 全局绿：Rocq 9.0 + mathcomp 2.6 真环境 + coqchk）），</w:t>
       </w:r>
     </w:p>
     <w:p>
@@ -6890,16 +6890,16 @@
           <w:i w:val="0"/>
           <w:sz w:val="22"/>
         </w:rPr>
-        <w:t>ca_merged_full_25_m2.v</w:t>
-      </w:r>
-      <w:r>
-        <w:rPr>
-          <w:rFonts w:ascii="Times New Roman" w:hAnsi="Times New Roman" w:eastAsia="宋体"/>
-          <w:b w:val="0"/>
-          <w:i w:val="0"/>
-          <w:sz w:val="24"/>
-        </w:rPr>
-        <w:t>（98187 行，77 模块分区，合并全量编译 EXIT=0）——本证书链依赖的 parseval/partial/pairbound/rowsum/</w:t>
+        <w:t>ca_merged_full_84_m2.v</w:t>
+      </w:r>
+      <w:r>
+        <w:rPr>
+          <w:rFonts w:ascii="Times New Roman" w:hAnsi="Times New Roman" w:eastAsia="宋体"/>
+          <w:b w:val="0"/>
+          <w:i w:val="0"/>
+          <w:sz w:val="24"/>
+        </w:rPr>
+        <w:t>（102174 行，84 模块分区，云端 CI 全局绿）——本证书链依赖的 parseval/partial/pairbound/rowsum/</w:t>
       </w:r>
     </w:p>
     <w:p>
@@ -15672,16 +15672,16 @@
           <w:i w:val="0"/>
           <w:sz w:val="22"/>
         </w:rPr>
-        <w:t>ca_merged_full_25_m2.v</w:t>
-      </w:r>
-      <w:r>
-        <w:rPr>
-          <w:rFonts w:ascii="Times New Roman" w:hAnsi="Times New Roman" w:eastAsia="宋体"/>
-          <w:b w:val="0"/>
-          <w:i w:val="0"/>
-          <w:sz w:val="24"/>
-        </w:rPr>
-        <w:t xml:space="preserve">（98187 行，77 模块分区）。 </w:t>
+        <w:t>ca_merged_full_84_m2.v</w:t>
+      </w:r>
+      <w:r>
+        <w:rPr>
+          <w:rFonts w:ascii="Times New Roman" w:hAnsi="Times New Roman" w:eastAsia="宋体"/>
+          <w:b w:val="0"/>
+          <w:i w:val="0"/>
+          <w:sz w:val="24"/>
+        </w:rPr>
+        <w:t xml:space="preserve">（102174 行，84 模块分区）。 </w:t>
       </w:r>
       <w:r>
         <w:rPr>
@@ -16688,7 +16688,7 @@
                 <w:i w:val="0"/>
                 <w:sz w:val="21"/>
               </w:rPr>
-              <w:t>src\ca_merged_full_25_m2.v（98187 行，77 模块分区，探针族全量至 z3b）</w:t>
+              <w:t>src\ca_merged_full_84_m2.v（102174 行，84 模块分区，探针族全量至 G-12）</w:t>
             </w:r>
           </w:p>
         </w:tc>
@@ -16704,7 +16704,7 @@
                 <w:i w:val="0"/>
                 <w:sz w:val="21"/>
               </w:rPr>
-              <w:t>✅ 全量编译 EXIT=0（run20 + run6）</w:t>
+              <w:t>✅ 云端 CI 全局绿（2026-09-02）</w:t>
             </w:r>
           </w:p>
         </w:tc>
